--- a/SmartTask Learn/پروپزال/پروپزال پروژه.docx
+++ b/SmartTask Learn/پروپزال/پروپزال پروژه.docx
@@ -704,6 +704,7 @@
         <w:bidi/>
         <w:spacing w:before="400" w:after="240"/>
       </w:pPr>
+      <w:bookmarkStart w:id="0" w:name="_Toc238718430"/>
       <w:r>
         <w:rPr>
           <w:rFonts w:ascii="B Titr" w:eastAsia="B Titr" w:hAnsi="B Titr" w:cs="B Titr"/>
@@ -714,6 +715,7 @@
         </w:rPr>
         <w:t>چکیده</w:t>
       </w:r>
+      <w:bookmarkEnd w:id="0"/>
     </w:p>
     <w:p>
       <w:pPr>
@@ -722,7 +724,63 @@
         <w:ind w:firstLine="576"/>
       </w:pPr>
       <w:r>
-        <w:t xml:space="preserve">مدیریت وظایف در تیم‌های توسعه نرم‌افزار امروزه با وجود ابزارهای متعدد تجاری همچنان با چالش‌های واقعی همراه است؛ از تمرکز نداشتن اطلاعات پروژه در یک بستر واحد گرفته تا نبود پشتیبانی بومی از وابستگی میان وظایف، تحلیل پیش‌گیرانه ریسک تاخیر و کمک هوشمند برای تجزیه وظایف بزرگ. هدف این پایان‌نامه طراحی و پیاده‌سازی یک سامانه تحت وب یکپارچه به نام </w:t>
+        <w:t xml:space="preserve">مدیریت وظایف در تیم‌های توسعه نرم‌افزار امروزه با وجود ابزارهای متعدد تجاری همچنان با چالش‌های واقعی همراه است؛ از تمرکز نداشتن اطلاعات پروژه در یک بستر واحد گرفته تا نبود پشتیبانی بومی از وابستگی میان وظایف، تحلیل پیش‌گیرانه ریسک تاخیر و کمک هوشمند برای تجزیه وظایف بزرگ. هدف </w:t>
+      </w:r>
+      <w:proofErr w:type="spellStart"/>
+      <w:r>
+        <w:t>این</w:t>
+      </w:r>
+      <w:proofErr w:type="spellEnd"/>
+      <w:r>
+        <w:t xml:space="preserve"> </w:t>
+      </w:r>
+      <w:proofErr w:type="spellStart"/>
+      <w:r>
+        <w:t>پایان‌نامه</w:t>
+      </w:r>
+      <w:proofErr w:type="spellEnd"/>
+      <w:r>
+        <w:t xml:space="preserve"> </w:t>
+      </w:r>
+      <w:proofErr w:type="spellStart"/>
+      <w:r>
+        <w:t>طراحی</w:t>
+      </w:r>
+      <w:proofErr w:type="spellEnd"/>
+      <w:r>
+        <w:t xml:space="preserve"> و </w:t>
+      </w:r>
+      <w:proofErr w:type="spellStart"/>
+      <w:r>
+        <w:t>پیاده‌سازی</w:t>
+      </w:r>
+      <w:proofErr w:type="spellEnd"/>
+      <w:r>
+        <w:t xml:space="preserve"> </w:t>
+      </w:r>
+      <w:proofErr w:type="spellStart"/>
+      <w:r>
+        <w:t>یک</w:t>
+      </w:r>
+      <w:proofErr w:type="spellEnd"/>
+      <w:r>
+        <w:t xml:space="preserve"> </w:t>
+      </w:r>
+      <w:proofErr w:type="spellStart"/>
+      <w:r>
+        <w:t>سامانه</w:t>
+      </w:r>
+      <w:proofErr w:type="spellEnd"/>
+      <w:r>
+        <w:t xml:space="preserve"> تحت وب </w:t>
+      </w:r>
+      <w:proofErr w:type="spellStart"/>
+      <w:r>
+        <w:t>یکپارچه</w:t>
+      </w:r>
+      <w:proofErr w:type="spellEnd"/>
+      <w:r>
+        <w:t xml:space="preserve"> به نام </w:t>
       </w:r>
       <w:proofErr w:type="spellStart"/>
       <w:r>
@@ -736,7 +794,23 @@
       </w:r>
       <w:proofErr w:type="spellEnd"/>
       <w:r>
-        <w:t xml:space="preserve"> است که فرآیندهای </w:t>
+        <w:t xml:space="preserve"> است </w:t>
+      </w:r>
+      <w:proofErr w:type="spellStart"/>
+      <w:r>
+        <w:t>که</w:t>
+      </w:r>
+      <w:proofErr w:type="spellEnd"/>
+      <w:r>
+        <w:t xml:space="preserve"> </w:t>
+      </w:r>
+      <w:proofErr w:type="spellStart"/>
+      <w:r>
+        <w:t>فرآیندهای</w:t>
+      </w:r>
+      <w:proofErr w:type="spellEnd"/>
+      <w:r>
+        <w:t xml:space="preserve"> </w:t>
       </w:r>
       <w:r>
         <w:rPr>
@@ -760,7 +834,103 @@
         <w:t>Agile</w:t>
       </w:r>
       <w:r>
-        <w:t xml:space="preserve"> را از سطح فضای کاری تا سطح وظیفه در یک معماری منسجم پشتیبانی کرده و کاستی‌های شناسایی‌شده در ابزارهای رایج را هدف قرار دهد. از نظر روش‌شناسی، سامانه بر پایه معماری لایه‌ای (</w:t>
+        <w:t xml:space="preserve"> را از سطح </w:t>
+      </w:r>
+      <w:proofErr w:type="spellStart"/>
+      <w:r>
+        <w:t>فضای</w:t>
+      </w:r>
+      <w:proofErr w:type="spellEnd"/>
+      <w:r>
+        <w:t xml:space="preserve"> </w:t>
+      </w:r>
+      <w:proofErr w:type="spellStart"/>
+      <w:r>
+        <w:t>کاری</w:t>
+      </w:r>
+      <w:proofErr w:type="spellEnd"/>
+      <w:r>
+        <w:t xml:space="preserve"> تا سطح </w:t>
+      </w:r>
+      <w:proofErr w:type="spellStart"/>
+      <w:r>
+        <w:t>وظیفه</w:t>
+      </w:r>
+      <w:proofErr w:type="spellEnd"/>
+      <w:r>
+        <w:t xml:space="preserve"> در </w:t>
+      </w:r>
+      <w:proofErr w:type="spellStart"/>
+      <w:r>
+        <w:t>یک</w:t>
+      </w:r>
+      <w:proofErr w:type="spellEnd"/>
+      <w:r>
+        <w:t xml:space="preserve"> </w:t>
+      </w:r>
+      <w:proofErr w:type="spellStart"/>
+      <w:r>
+        <w:t>معماری</w:t>
+      </w:r>
+      <w:proofErr w:type="spellEnd"/>
+      <w:r>
+        <w:t xml:space="preserve"> منسجم </w:t>
+      </w:r>
+      <w:proofErr w:type="spellStart"/>
+      <w:r>
+        <w:t>پشتیبانی</w:t>
+      </w:r>
+      <w:proofErr w:type="spellEnd"/>
+      <w:r>
+        <w:t xml:space="preserve"> </w:t>
+      </w:r>
+      <w:proofErr w:type="spellStart"/>
+      <w:r>
+        <w:t>کرده</w:t>
+      </w:r>
+      <w:proofErr w:type="spellEnd"/>
+      <w:r>
+        <w:t xml:space="preserve"> و </w:t>
+      </w:r>
+      <w:proofErr w:type="spellStart"/>
+      <w:r>
+        <w:t>کاستی‌های</w:t>
+      </w:r>
+      <w:proofErr w:type="spellEnd"/>
+      <w:r>
+        <w:t xml:space="preserve"> </w:t>
+      </w:r>
+      <w:proofErr w:type="spellStart"/>
+      <w:r>
+        <w:t>شناسایی‌شده</w:t>
+      </w:r>
+      <w:proofErr w:type="spellEnd"/>
+      <w:r>
+        <w:t xml:space="preserve"> در </w:t>
+      </w:r>
+      <w:proofErr w:type="spellStart"/>
+      <w:r>
+        <w:t>ابزارهای</w:t>
+      </w:r>
+      <w:proofErr w:type="spellEnd"/>
+      <w:r>
+        <w:t xml:space="preserve"> </w:t>
+      </w:r>
+      <w:proofErr w:type="spellStart"/>
+      <w:r>
+        <w:t>رایج</w:t>
+      </w:r>
+      <w:proofErr w:type="spellEnd"/>
+      <w:r>
+        <w:t xml:space="preserve"> را هدف قرار </w:t>
+      </w:r>
+      <w:proofErr w:type="spellStart"/>
+      <w:r>
+        <w:t>دهد</w:t>
+      </w:r>
+      <w:proofErr w:type="spellEnd"/>
+      <w:r>
+        <w:t>. از نظر روش‌شناسی، سامانه بر پایه معماری لایه‌ای (</w:t>
       </w:r>
       <w:r>
         <w:rPr>
@@ -967,6 +1137,7 @@
           <w:bCs w:val="0"/>
           <w:color w:val="auto"/>
           <w:sz w:val="24"/>
+          <w:szCs w:val="26"/>
         </w:rPr>
         <w:id w:val="445971398"/>
         <w:docPartObj>
@@ -979,7 +1150,6 @@
           <w:rFonts w:ascii="B Nazanin" w:eastAsia="B Nazanin" w:hAnsi="B Nazanin"/>
           <w:noProof/>
           <w:sz w:val="26"/>
-          <w:szCs w:val="26"/>
         </w:rPr>
       </w:sdtEndPr>
       <w:sdtContent>
@@ -996,51 +1166,47 @@
           <w:pPr>
             <w:pStyle w:val="TOC1"/>
             <w:tabs>
-              <w:tab w:val="right" w:leader="dot" w:pos="8494"/>
+              <w:tab w:val="right" w:leader="dot" w:pos="9016"/>
             </w:tabs>
+            <w:bidi w:val="0"/>
             <w:rPr>
               <w:rFonts w:asciiTheme="minorHAnsi" w:eastAsiaTheme="minorEastAsia" w:hAnsiTheme="minorHAnsi" w:cstheme="minorBidi"/>
               <w:noProof/>
               <w:kern w:val="2"/>
-              <w:rtl/>
               <w14:ligatures w14:val="standardContextual"/>
             </w:rPr>
           </w:pPr>
           <w:r>
+            <w:rPr>
+              <w:rtl/>
+            </w:rPr>
             <w:fldChar w:fldCharType="begin"/>
           </w:r>
           <w:r>
             <w:instrText xml:space="preserve"> TOC \o "1-3" \h \z \u </w:instrText>
           </w:r>
           <w:r>
+            <w:rPr>
+              <w:rtl/>
+            </w:rPr>
             <w:fldChar w:fldCharType="separate"/>
           </w:r>
-          <w:hyperlink w:anchor="_Toc238666553" w:history="1">
+          <w:hyperlink w:anchor="_Toc238718430" w:history="1">
             <w:r>
               <w:rPr>
                 <w:rStyle w:val="Hyperlink"/>
-                <w:noProof/>
-                <w:snapToGrid w:val="0"/>
-                <w:w w:val="0"/>
-                <w:rtl/>
-                <w:lang w:bidi="fa-IR"/>
-              </w:rPr>
-              <w:t>فصل 1:</w:t>
-            </w:r>
-            <w:r>
-              <w:rPr>
-                <w:rStyle w:val="Hyperlink"/>
+                <w:rFonts w:ascii="Times New Roman" w:eastAsia="B Titr" w:hAnsi="Times New Roman" w:cs="Times New Roman" w:hint="cs"/>
+                <w:b/>
+                <w:bCs/>
                 <w:noProof/>
                 <w:rtl/>
-                <w:lang w:bidi="fa-IR"/>
-              </w:rPr>
-              <w:t xml:space="preserve"> مقدمه</w:t>
+              </w:rPr>
+              <w:t>چکیده</w:t>
             </w:r>
             <w:r>
               <w:rPr>
                 <w:noProof/>
                 <w:webHidden/>
-                <w:rtl/>
               </w:rPr>
               <w:tab/>
             </w:r>
@@ -1048,7 +1214,6 @@
               <w:rPr>
                 <w:noProof/>
                 <w:webHidden/>
-                <w:rtl/>
               </w:rPr>
               <w:fldChar w:fldCharType="begin"/>
             </w:r>
@@ -1056,68 +1221,153 @@
               <w:rPr>
                 <w:noProof/>
                 <w:webHidden/>
-                <w:rtl/>
-              </w:rPr>
-              <w:instrText xml:space="preserve"> </w:instrText>
+              </w:rPr>
+              <w:instrText xml:space="preserve"> PAGEREF _Toc238718430 \h </w:instrText>
             </w:r>
             <w:r>
               <w:rPr>
                 <w:noProof/>
                 <w:webHidden/>
               </w:rPr>
-              <w:instrText>PAGEREF</w:instrText>
             </w:r>
             <w:r>
               <w:rPr>
                 <w:noProof/>
                 <w:webHidden/>
-                <w:rtl/>
-              </w:rPr>
-              <w:instrText xml:space="preserve"> _</w:instrText>
+              </w:rPr>
+              <w:fldChar w:fldCharType="separate"/>
             </w:r>
             <w:r>
               <w:rPr>
                 <w:noProof/>
                 <w:webHidden/>
               </w:rPr>
-              <w:instrText>Toc238666553 \h</w:instrText>
+              <w:t>3</w:t>
             </w:r>
             <w:r>
               <w:rPr>
                 <w:noProof/>
                 <w:webHidden/>
+              </w:rPr>
+              <w:fldChar w:fldCharType="end"/>
+            </w:r>
+          </w:hyperlink>
+        </w:p>
+        <w:p>
+          <w:pPr>
+            <w:pStyle w:val="TOC1"/>
+            <w:tabs>
+              <w:tab w:val="right" w:leader="dot" w:pos="9016"/>
+            </w:tabs>
+            <w:bidi w:val="0"/>
+            <w:rPr>
+              <w:rFonts w:asciiTheme="minorHAnsi" w:eastAsiaTheme="minorEastAsia" w:hAnsiTheme="minorHAnsi" w:cstheme="minorBidi"/>
+              <w:noProof/>
+              <w:kern w:val="2"/>
+              <w14:ligatures w14:val="standardContextual"/>
+            </w:rPr>
+          </w:pPr>
+          <w:hyperlink w:anchor="_Toc238718431" w:history="1">
+            <w:r>
+              <w:rPr>
+                <w:rStyle w:val="Hyperlink"/>
+                <w:rFonts w:ascii="Times New Roman" w:eastAsia="B Titr" w:hAnsi="Times New Roman" w:cs="Times New Roman" w:hint="cs"/>
+                <w:b/>
+                <w:bCs/>
+                <w:noProof/>
                 <w:rtl/>
               </w:rPr>
-              <w:instrText xml:space="preserve"> </w:instrText>
+              <w:t>فصل</w:t>
+            </w:r>
+            <w:r>
+              <w:rPr>
+                <w:rStyle w:val="Hyperlink"/>
+                <w:rFonts w:ascii="B Titr" w:eastAsia="B Titr" w:hAnsi="B Titr" w:cs="B Titr"/>
+                <w:b/>
+                <w:bCs/>
+                <w:noProof/>
+                <w:rtl/>
+              </w:rPr>
+              <w:t xml:space="preserve"> </w:t>
+            </w:r>
+            <w:r>
+              <w:rPr>
+                <w:rStyle w:val="Hyperlink"/>
+                <w:rFonts w:ascii="Times New Roman" w:eastAsia="B Titr" w:hAnsi="Times New Roman" w:cs="Times New Roman" w:hint="cs"/>
+                <w:b/>
+                <w:bCs/>
+                <w:noProof/>
+                <w:rtl/>
+              </w:rPr>
+              <w:t>اول</w:t>
+            </w:r>
+            <w:r>
+              <w:rPr>
+                <w:rStyle w:val="Hyperlink"/>
+                <w:rFonts w:ascii="B Titr" w:eastAsia="B Titr" w:hAnsi="B Titr" w:cs="B Titr"/>
+                <w:b/>
+                <w:bCs/>
+                <w:noProof/>
+                <w:rtl/>
+              </w:rPr>
+              <w:t xml:space="preserve">: </w:t>
+            </w:r>
+            <w:r>
+              <w:rPr>
+                <w:rStyle w:val="Hyperlink"/>
+                <w:rFonts w:ascii="Times New Roman" w:eastAsia="B Titr" w:hAnsi="Times New Roman" w:cs="Times New Roman" w:hint="cs"/>
+                <w:b/>
+                <w:bCs/>
+                <w:noProof/>
+                <w:rtl/>
+              </w:rPr>
+              <w:t>مقدمه</w:t>
             </w:r>
             <w:r>
               <w:rPr>
                 <w:noProof/>
                 <w:webHidden/>
-                <w:rtl/>
-              </w:rPr>
+              </w:rPr>
+              <w:tab/>
             </w:r>
             <w:r>
               <w:rPr>
                 <w:noProof/>
                 <w:webHidden/>
-                <w:rtl/>
-              </w:rPr>
-              <w:fldChar w:fldCharType="separate"/>
+              </w:rPr>
+              <w:fldChar w:fldCharType="begin"/>
             </w:r>
             <w:r>
               <w:rPr>
                 <w:noProof/>
                 <w:webHidden/>
-                <w:rtl/>
-              </w:rPr>
-              <w:t>1</w:t>
+              </w:rPr>
+              <w:instrText xml:space="preserve"> PAGEREF _Toc238718431 \h </w:instrText>
             </w:r>
             <w:r>
               <w:rPr>
                 <w:noProof/>
                 <w:webHidden/>
-                <w:rtl/>
+              </w:rPr>
+            </w:r>
+            <w:r>
+              <w:rPr>
+                <w:noProof/>
+                <w:webHidden/>
+              </w:rPr>
+              <w:fldChar w:fldCharType="separate"/>
+            </w:r>
+            <w:r>
+              <w:rPr>
+                <w:noProof/>
+                <w:webHidden/>
+              </w:rPr>
+              <w:t>7</w:t>
+            </w:r>
+            <w:r>
+              <w:rPr>
+                <w:noProof/>
+                <w:webHidden/>
               </w:rPr>
               <w:fldChar w:fldCharType="end"/>
             </w:r>
@@ -1127,31 +1377,43 @@
           <w:pPr>
             <w:pStyle w:val="TOC2"/>
             <w:tabs>
-              <w:tab w:val="right" w:leader="dot" w:pos="8494"/>
+              <w:tab w:val="right" w:leader="dot" w:pos="9016"/>
             </w:tabs>
+            <w:bidi w:val="0"/>
             <w:rPr>
               <w:rFonts w:asciiTheme="minorHAnsi" w:eastAsiaTheme="minorEastAsia" w:hAnsiTheme="minorHAnsi" w:cstheme="minorBidi"/>
               <w:noProof/>
               <w:kern w:val="2"/>
-              <w:rtl/>
               <w14:ligatures w14:val="standardContextual"/>
             </w:rPr>
           </w:pPr>
-          <w:hyperlink w:anchor="_Toc238666554" w:history="1">
+          <w:hyperlink w:anchor="_Toc238718432" w:history="1">
             <w:r>
               <w:rPr>
                 <w:rStyle w:val="Hyperlink"/>
+                <w:rFonts w:ascii="B Titr" w:eastAsia="B Titr" w:hAnsi="B Titr" w:cs="B Titr"/>
+                <w:b/>
+                <w:bCs/>
                 <w:noProof/>
                 <w:rtl/>
-                <w:lang w:bidi="fa-IR"/>
-              </w:rPr>
-              <w:t>1-1- انگیزه</w:t>
+              </w:rPr>
+              <w:t xml:space="preserve">1-1- </w:t>
+            </w:r>
+            <w:r>
+              <w:rPr>
+                <w:rStyle w:val="Hyperlink"/>
+                <w:rFonts w:ascii="Times New Roman" w:eastAsia="B Titr" w:hAnsi="Times New Roman" w:cs="Times New Roman" w:hint="cs"/>
+                <w:b/>
+                <w:bCs/>
+                <w:noProof/>
+                <w:rtl/>
+              </w:rPr>
+              <w:t>انگیزه</w:t>
             </w:r>
             <w:r>
               <w:rPr>
                 <w:noProof/>
                 <w:webHidden/>
-                <w:rtl/>
               </w:rPr>
               <w:tab/>
             </w:r>
@@ -1159,7 +1421,6 @@
               <w:rPr>
                 <w:noProof/>
                 <w:webHidden/>
-                <w:rtl/>
               </w:rPr>
               <w:fldChar w:fldCharType="begin"/>
             </w:r>
@@ -1167,68 +1428,33 @@
               <w:rPr>
                 <w:noProof/>
                 <w:webHidden/>
-                <w:rtl/>
-              </w:rPr>
-              <w:instrText xml:space="preserve"> </w:instrText>
+              </w:rPr>
+              <w:instrText xml:space="preserve"> PAGEREF _Toc238718432 \h </w:instrText>
             </w:r>
             <w:r>
               <w:rPr>
                 <w:noProof/>
                 <w:webHidden/>
               </w:rPr>
-              <w:instrText>PAGEREF</w:instrText>
             </w:r>
             <w:r>
               <w:rPr>
                 <w:noProof/>
                 <w:webHidden/>
-                <w:rtl/>
-              </w:rPr>
-              <w:instrText xml:space="preserve"> _</w:instrText>
+              </w:rPr>
+              <w:fldChar w:fldCharType="separate"/>
             </w:r>
             <w:r>
               <w:rPr>
                 <w:noProof/>
                 <w:webHidden/>
               </w:rPr>
-              <w:instrText>Toc238666554 \h</w:instrText>
+              <w:t>8</w:t>
             </w:r>
             <w:r>
               <w:rPr>
                 <w:noProof/>
                 <w:webHidden/>
-                <w:rtl/>
-              </w:rPr>
-              <w:instrText xml:space="preserve"> </w:instrText>
-            </w:r>
-            <w:r>
-              <w:rPr>
-                <w:noProof/>
-                <w:webHidden/>
-                <w:rtl/>
-              </w:rPr>
-            </w:r>
-            <w:r>
-              <w:rPr>
-                <w:noProof/>
-                <w:webHidden/>
-                <w:rtl/>
-              </w:rPr>
-              <w:fldChar w:fldCharType="separate"/>
-            </w:r>
-            <w:r>
-              <w:rPr>
-                <w:noProof/>
-                <w:webHidden/>
-                <w:rtl/>
-              </w:rPr>
-              <w:t>2</w:t>
-            </w:r>
-            <w:r>
-              <w:rPr>
-                <w:noProof/>
-                <w:webHidden/>
-                <w:rtl/>
               </w:rPr>
               <w:fldChar w:fldCharType="end"/>
             </w:r>
@@ -1238,31 +1464,153 @@
           <w:pPr>
             <w:pStyle w:val="TOC2"/>
             <w:tabs>
-              <w:tab w:val="right" w:leader="dot" w:pos="8494"/>
+              <w:tab w:val="right" w:leader="dot" w:pos="9016"/>
             </w:tabs>
+            <w:bidi w:val="0"/>
             <w:rPr>
               <w:rFonts w:asciiTheme="minorHAnsi" w:eastAsiaTheme="minorEastAsia" w:hAnsiTheme="minorHAnsi" w:cstheme="minorBidi"/>
               <w:noProof/>
               <w:kern w:val="2"/>
-              <w:rtl/>
               <w14:ligatures w14:val="standardContextual"/>
             </w:rPr>
           </w:pPr>
-          <w:hyperlink w:anchor="_Toc238666555" w:history="1">
+          <w:hyperlink w:anchor="_Toc238718433" w:history="1">
             <w:r>
               <w:rPr>
                 <w:rStyle w:val="Hyperlink"/>
+                <w:rFonts w:ascii="B Titr" w:eastAsia="B Titr" w:hAnsi="B Titr" w:cs="B Titr"/>
+                <w:b/>
+                <w:bCs/>
                 <w:noProof/>
                 <w:rtl/>
-                <w:lang w:bidi="fa-IR"/>
-              </w:rPr>
-              <w:t>1-2- مروری بر پیشینه و کارهای مشابه</w:t>
+              </w:rPr>
+              <w:t xml:space="preserve">1-2- </w:t>
+            </w:r>
+            <w:r>
+              <w:rPr>
+                <w:rStyle w:val="Hyperlink"/>
+                <w:rFonts w:ascii="Times New Roman" w:eastAsia="B Titr" w:hAnsi="Times New Roman" w:cs="Times New Roman" w:hint="cs"/>
+                <w:b/>
+                <w:bCs/>
+                <w:noProof/>
+                <w:rtl/>
+              </w:rPr>
+              <w:t>مروری</w:t>
+            </w:r>
+            <w:r>
+              <w:rPr>
+                <w:rStyle w:val="Hyperlink"/>
+                <w:rFonts w:ascii="B Titr" w:eastAsia="B Titr" w:hAnsi="B Titr" w:cs="B Titr"/>
+                <w:b/>
+                <w:bCs/>
+                <w:noProof/>
+                <w:rtl/>
+              </w:rPr>
+              <w:t xml:space="preserve"> </w:t>
+            </w:r>
+            <w:r>
+              <w:rPr>
+                <w:rStyle w:val="Hyperlink"/>
+                <w:rFonts w:ascii="Times New Roman" w:eastAsia="B Titr" w:hAnsi="Times New Roman" w:cs="Times New Roman" w:hint="cs"/>
+                <w:b/>
+                <w:bCs/>
+                <w:noProof/>
+                <w:rtl/>
+              </w:rPr>
+              <w:t>بر</w:t>
+            </w:r>
+            <w:r>
+              <w:rPr>
+                <w:rStyle w:val="Hyperlink"/>
+                <w:rFonts w:ascii="B Titr" w:eastAsia="B Titr" w:hAnsi="B Titr" w:cs="B Titr"/>
+                <w:b/>
+                <w:bCs/>
+                <w:noProof/>
+                <w:rtl/>
+              </w:rPr>
+              <w:t xml:space="preserve"> </w:t>
+            </w:r>
+            <w:r>
+              <w:rPr>
+                <w:rStyle w:val="Hyperlink"/>
+                <w:rFonts w:ascii="Times New Roman" w:eastAsia="B Titr" w:hAnsi="Times New Roman" w:cs="Times New Roman" w:hint="cs"/>
+                <w:b/>
+                <w:bCs/>
+                <w:noProof/>
+                <w:rtl/>
+              </w:rPr>
+              <w:t>پیشینه</w:t>
+            </w:r>
+            <w:r>
+              <w:rPr>
+                <w:rStyle w:val="Hyperlink"/>
+                <w:rFonts w:ascii="B Titr" w:eastAsia="B Titr" w:hAnsi="B Titr" w:cs="B Titr"/>
+                <w:b/>
+                <w:bCs/>
+                <w:noProof/>
+                <w:rtl/>
+              </w:rPr>
+              <w:t xml:space="preserve"> </w:t>
+            </w:r>
+            <w:r>
+              <w:rPr>
+                <w:rStyle w:val="Hyperlink"/>
+                <w:rFonts w:ascii="Times New Roman" w:eastAsia="B Titr" w:hAnsi="Times New Roman" w:cs="Times New Roman" w:hint="cs"/>
+                <w:b/>
+                <w:bCs/>
+                <w:noProof/>
+                <w:rtl/>
+              </w:rPr>
+              <w:t>و</w:t>
+            </w:r>
+            <w:r>
+              <w:rPr>
+                <w:rStyle w:val="Hyperlink"/>
+                <w:rFonts w:ascii="B Titr" w:eastAsia="B Titr" w:hAnsi="B Titr" w:cs="B Titr"/>
+                <w:b/>
+                <w:bCs/>
+                <w:noProof/>
+                <w:rtl/>
+              </w:rPr>
+              <w:t xml:space="preserve"> </w:t>
+            </w:r>
+            <w:r>
+              <w:rPr>
+                <w:rStyle w:val="Hyperlink"/>
+                <w:rFonts w:ascii="Times New Roman" w:eastAsia="B Titr" w:hAnsi="Times New Roman" w:cs="Times New Roman" w:hint="cs"/>
+                <w:b/>
+                <w:bCs/>
+                <w:noProof/>
+                <w:rtl/>
+              </w:rPr>
+              <w:t>کارهای</w:t>
+            </w:r>
+            <w:r>
+              <w:rPr>
+                <w:rStyle w:val="Hyperlink"/>
+                <w:rFonts w:ascii="B Titr" w:eastAsia="B Titr" w:hAnsi="B Titr" w:cs="B Titr"/>
+                <w:b/>
+                <w:bCs/>
+                <w:noProof/>
+                <w:rtl/>
+              </w:rPr>
+              <w:t xml:space="preserve"> </w:t>
+            </w:r>
+            <w:r>
+              <w:rPr>
+                <w:rStyle w:val="Hyperlink"/>
+                <w:rFonts w:ascii="Times New Roman" w:eastAsia="B Titr" w:hAnsi="Times New Roman" w:cs="Times New Roman" w:hint="cs"/>
+                <w:b/>
+                <w:bCs/>
+                <w:noProof/>
+                <w:rtl/>
+              </w:rPr>
+              <w:t>مشابه</w:t>
             </w:r>
             <w:r>
               <w:rPr>
                 <w:noProof/>
                 <w:webHidden/>
-                <w:rtl/>
               </w:rPr>
               <w:tab/>
             </w:r>
@@ -1270,7 +1618,6 @@
               <w:rPr>
                 <w:noProof/>
                 <w:webHidden/>
-                <w:rtl/>
               </w:rPr>
               <w:fldChar w:fldCharType="begin"/>
             </w:r>
@@ -1278,68 +1625,33 @@
               <w:rPr>
                 <w:noProof/>
                 <w:webHidden/>
-                <w:rtl/>
-              </w:rPr>
-              <w:instrText xml:space="preserve"> </w:instrText>
+              </w:rPr>
+              <w:instrText xml:space="preserve"> PAGEREF _Toc238718433 \h </w:instrText>
             </w:r>
             <w:r>
               <w:rPr>
                 <w:noProof/>
                 <w:webHidden/>
               </w:rPr>
-              <w:instrText>PAGEREF</w:instrText>
             </w:r>
             <w:r>
               <w:rPr>
                 <w:noProof/>
                 <w:webHidden/>
-                <w:rtl/>
-              </w:rPr>
-              <w:instrText xml:space="preserve"> _</w:instrText>
+              </w:rPr>
+              <w:fldChar w:fldCharType="separate"/>
             </w:r>
             <w:r>
               <w:rPr>
                 <w:noProof/>
                 <w:webHidden/>
               </w:rPr>
-              <w:instrText>Toc238666555 \h</w:instrText>
+              <w:t>9</w:t>
             </w:r>
             <w:r>
               <w:rPr>
                 <w:noProof/>
                 <w:webHidden/>
-                <w:rtl/>
-              </w:rPr>
-              <w:instrText xml:space="preserve"> </w:instrText>
-            </w:r>
-            <w:r>
-              <w:rPr>
-                <w:noProof/>
-                <w:webHidden/>
-                <w:rtl/>
-              </w:rPr>
-            </w:r>
-            <w:r>
-              <w:rPr>
-                <w:noProof/>
-                <w:webHidden/>
-                <w:rtl/>
-              </w:rPr>
-              <w:fldChar w:fldCharType="separate"/>
-            </w:r>
-            <w:r>
-              <w:rPr>
-                <w:noProof/>
-                <w:webHidden/>
-                <w:rtl/>
-              </w:rPr>
-              <w:t>5</w:t>
-            </w:r>
-            <w:r>
-              <w:rPr>
-                <w:noProof/>
-                <w:webHidden/>
-                <w:rtl/>
               </w:rPr>
               <w:fldChar w:fldCharType="end"/>
             </w:r>
@@ -1349,46 +1661,43 @@
           <w:pPr>
             <w:pStyle w:val="TOC2"/>
             <w:tabs>
-              <w:tab w:val="right" w:leader="dot" w:pos="8494"/>
+              <w:tab w:val="right" w:leader="dot" w:pos="9016"/>
             </w:tabs>
+            <w:bidi w:val="0"/>
             <w:rPr>
               <w:rFonts w:asciiTheme="minorHAnsi" w:eastAsiaTheme="minorEastAsia" w:hAnsiTheme="minorHAnsi" w:cstheme="minorBidi"/>
               <w:noProof/>
               <w:kern w:val="2"/>
-              <w:rtl/>
               <w14:ligatures w14:val="standardContextual"/>
             </w:rPr>
           </w:pPr>
-          <w:hyperlink w:anchor="_Toc238666556" w:history="1">
+          <w:hyperlink w:anchor="_Toc238718434" w:history="1">
             <w:r>
               <w:rPr>
                 <w:rStyle w:val="Hyperlink"/>
+                <w:rFonts w:ascii="B Titr" w:eastAsia="B Titr" w:hAnsi="B Titr" w:cs="B Titr"/>
+                <w:b/>
+                <w:bCs/>
                 <w:noProof/>
                 <w:rtl/>
-                <w:lang w:bidi="fa-IR"/>
-              </w:rPr>
-              <w:t>۱-۲-۱</w:t>
+              </w:rPr>
+              <w:t xml:space="preserve">1-3- </w:t>
             </w:r>
             <w:r>
               <w:rPr>
                 <w:rStyle w:val="Hyperlink"/>
-                <w:noProof/>
-              </w:rPr>
-              <w:t xml:space="preserve"> </w:t>
-            </w:r>
-            <w:r>
-              <w:rPr>
-                <w:rStyle w:val="Hyperlink"/>
+                <w:rFonts w:ascii="Times New Roman" w:eastAsia="B Titr" w:hAnsi="Times New Roman" w:cs="Times New Roman" w:hint="cs"/>
+                <w:b/>
+                <w:bCs/>
                 <w:noProof/>
                 <w:rtl/>
               </w:rPr>
-              <w:t>مدیریت پروژه نرم‌افزاری و رویکرد چابک</w:t>
+              <w:t>هدف</w:t>
             </w:r>
             <w:r>
               <w:rPr>
                 <w:noProof/>
                 <w:webHidden/>
-                <w:rtl/>
               </w:rPr>
               <w:tab/>
             </w:r>
@@ -1396,7 +1705,6 @@
               <w:rPr>
                 <w:noProof/>
                 <w:webHidden/>
-                <w:rtl/>
               </w:rPr>
               <w:fldChar w:fldCharType="begin"/>
             </w:r>
@@ -1404,68 +1712,33 @@
               <w:rPr>
                 <w:noProof/>
                 <w:webHidden/>
-                <w:rtl/>
-              </w:rPr>
-              <w:instrText xml:space="preserve"> </w:instrText>
+              </w:rPr>
+              <w:instrText xml:space="preserve"> PAGEREF _Toc238718434 \h </w:instrText>
             </w:r>
             <w:r>
               <w:rPr>
                 <w:noProof/>
                 <w:webHidden/>
               </w:rPr>
-              <w:instrText>PAGEREF</w:instrText>
             </w:r>
             <w:r>
               <w:rPr>
                 <w:noProof/>
                 <w:webHidden/>
-                <w:rtl/>
-              </w:rPr>
-              <w:instrText xml:space="preserve"> _</w:instrText>
+              </w:rPr>
+              <w:fldChar w:fldCharType="separate"/>
             </w:r>
             <w:r>
               <w:rPr>
                 <w:noProof/>
                 <w:webHidden/>
               </w:rPr>
-              <w:instrText>Toc238666556 \h</w:instrText>
+              <w:t>11</w:t>
             </w:r>
             <w:r>
               <w:rPr>
                 <w:noProof/>
                 <w:webHidden/>
-                <w:rtl/>
-              </w:rPr>
-              <w:instrText xml:space="preserve"> </w:instrText>
-            </w:r>
-            <w:r>
-              <w:rPr>
-                <w:noProof/>
-                <w:webHidden/>
-                <w:rtl/>
-              </w:rPr>
-            </w:r>
-            <w:r>
-              <w:rPr>
-                <w:noProof/>
-                <w:webHidden/>
-                <w:rtl/>
-              </w:rPr>
-              <w:fldChar w:fldCharType="separate"/>
-            </w:r>
-            <w:r>
-              <w:rPr>
-                <w:noProof/>
-                <w:webHidden/>
-                <w:rtl/>
-              </w:rPr>
-              <w:t>5</w:t>
-            </w:r>
-            <w:r>
-              <w:rPr>
-                <w:noProof/>
-                <w:webHidden/>
-                <w:rtl/>
               </w:rPr>
               <w:fldChar w:fldCharType="end"/>
             </w:r>
@@ -1475,46 +1748,109 @@
           <w:pPr>
             <w:pStyle w:val="TOC2"/>
             <w:tabs>
-              <w:tab w:val="right" w:leader="dot" w:pos="8494"/>
+              <w:tab w:val="right" w:leader="dot" w:pos="9016"/>
             </w:tabs>
+            <w:bidi w:val="0"/>
             <w:rPr>
               <w:rFonts w:asciiTheme="minorHAnsi" w:eastAsiaTheme="minorEastAsia" w:hAnsiTheme="minorHAnsi" w:cstheme="minorBidi"/>
               <w:noProof/>
               <w:kern w:val="2"/>
-              <w:rtl/>
               <w14:ligatures w14:val="standardContextual"/>
             </w:rPr>
           </w:pPr>
-          <w:hyperlink w:anchor="_Toc238666557" w:history="1">
+          <w:hyperlink w:anchor="_Toc238718435" w:history="1">
             <w:r>
               <w:rPr>
                 <w:rStyle w:val="Hyperlink"/>
+                <w:rFonts w:ascii="B Titr" w:eastAsia="B Titr" w:hAnsi="B Titr" w:cs="B Titr"/>
+                <w:b/>
+                <w:bCs/>
                 <w:noProof/>
                 <w:rtl/>
-                <w:lang w:bidi="fa-IR"/>
-              </w:rPr>
-              <w:t>۱-۲-۲</w:t>
+              </w:rPr>
+              <w:t xml:space="preserve">1-4- </w:t>
             </w:r>
             <w:r>
               <w:rPr>
                 <w:rStyle w:val="Hyperlink"/>
-                <w:noProof/>
-              </w:rPr>
-              <w:t xml:space="preserve"> </w:t>
-            </w:r>
-            <w:r>
-              <w:rPr>
-                <w:rStyle w:val="Hyperlink"/>
+                <w:rFonts w:ascii="Times New Roman" w:eastAsia="B Titr" w:hAnsi="Times New Roman" w:cs="Times New Roman" w:hint="cs"/>
+                <w:b/>
+                <w:bCs/>
                 <w:noProof/>
                 <w:rtl/>
               </w:rPr>
-              <w:t>زمان‌بندی و تخصیص وظایف</w:t>
+              <w:t>رئوس</w:t>
+            </w:r>
+            <w:r>
+              <w:rPr>
+                <w:rStyle w:val="Hyperlink"/>
+                <w:rFonts w:ascii="B Titr" w:eastAsia="B Titr" w:hAnsi="B Titr" w:cs="B Titr"/>
+                <w:b/>
+                <w:bCs/>
+                <w:noProof/>
+                <w:rtl/>
+              </w:rPr>
+              <w:t xml:space="preserve"> </w:t>
+            </w:r>
+            <w:r>
+              <w:rPr>
+                <w:rStyle w:val="Hyperlink"/>
+                <w:rFonts w:ascii="Times New Roman" w:eastAsia="B Titr" w:hAnsi="Times New Roman" w:cs="Times New Roman" w:hint="cs"/>
+                <w:b/>
+                <w:bCs/>
+                <w:noProof/>
+                <w:rtl/>
+              </w:rPr>
+              <w:t>مطالب</w:t>
+            </w:r>
+            <w:r>
+              <w:rPr>
+                <w:rStyle w:val="Hyperlink"/>
+                <w:rFonts w:ascii="B Titr" w:eastAsia="B Titr" w:hAnsi="B Titr" w:cs="B Titr"/>
+                <w:b/>
+                <w:bCs/>
+                <w:noProof/>
+                <w:rtl/>
+              </w:rPr>
+              <w:t xml:space="preserve"> </w:t>
+            </w:r>
+            <w:r>
+              <w:rPr>
+                <w:rStyle w:val="Hyperlink"/>
+                <w:rFonts w:ascii="Times New Roman" w:eastAsia="B Titr" w:hAnsi="Times New Roman" w:cs="Times New Roman" w:hint="cs"/>
+                <w:b/>
+                <w:bCs/>
+                <w:noProof/>
+                <w:rtl/>
+              </w:rPr>
+              <w:t>سایر</w:t>
+            </w:r>
+            <w:r>
+              <w:rPr>
+                <w:rStyle w:val="Hyperlink"/>
+                <w:rFonts w:ascii="B Titr" w:eastAsia="B Titr" w:hAnsi="B Titr" w:cs="B Titr"/>
+                <w:b/>
+                <w:bCs/>
+                <w:noProof/>
+                <w:rtl/>
+              </w:rPr>
+              <w:t xml:space="preserve"> </w:t>
+            </w:r>
+            <w:r>
+              <w:rPr>
+                <w:rStyle w:val="Hyperlink"/>
+                <w:rFonts w:ascii="Times New Roman" w:eastAsia="B Titr" w:hAnsi="Times New Roman" w:cs="Times New Roman" w:hint="cs"/>
+                <w:b/>
+                <w:bCs/>
+                <w:noProof/>
+                <w:rtl/>
+              </w:rPr>
+              <w:t>فصل‌ها</w:t>
             </w:r>
             <w:r>
               <w:rPr>
                 <w:noProof/>
                 <w:webHidden/>
-                <w:rtl/>
               </w:rPr>
               <w:tab/>
             </w:r>
@@ -1522,7 +1858,6 @@
               <w:rPr>
                 <w:noProof/>
                 <w:webHidden/>
-                <w:rtl/>
               </w:rPr>
               <w:fldChar w:fldCharType="begin"/>
             </w:r>
@@ -1530,68 +1865,33 @@
               <w:rPr>
                 <w:noProof/>
                 <w:webHidden/>
-                <w:rtl/>
-              </w:rPr>
-              <w:instrText xml:space="preserve"> </w:instrText>
+              </w:rPr>
+              <w:instrText xml:space="preserve"> PAGEREF _Toc238718435 \h </w:instrText>
             </w:r>
             <w:r>
               <w:rPr>
                 <w:noProof/>
                 <w:webHidden/>
               </w:rPr>
-              <w:instrText>PAGEREF</w:instrText>
             </w:r>
             <w:r>
               <w:rPr>
                 <w:noProof/>
                 <w:webHidden/>
-                <w:rtl/>
-              </w:rPr>
-              <w:instrText xml:space="preserve"> _</w:instrText>
+              </w:rPr>
+              <w:fldChar w:fldCharType="separate"/>
             </w:r>
             <w:r>
               <w:rPr>
                 <w:noProof/>
                 <w:webHidden/>
               </w:rPr>
-              <w:instrText>Toc238666557 \h</w:instrText>
+              <w:t>12</w:t>
             </w:r>
             <w:r>
               <w:rPr>
                 <w:noProof/>
                 <w:webHidden/>
-                <w:rtl/>
-              </w:rPr>
-              <w:instrText xml:space="preserve"> </w:instrText>
-            </w:r>
-            <w:r>
-              <w:rPr>
-                <w:noProof/>
-                <w:webHidden/>
-                <w:rtl/>
-              </w:rPr>
-            </w:r>
-            <w:r>
-              <w:rPr>
-                <w:noProof/>
-                <w:webHidden/>
-                <w:rtl/>
-              </w:rPr>
-              <w:fldChar w:fldCharType="separate"/>
-            </w:r>
-            <w:r>
-              <w:rPr>
-                <w:noProof/>
-                <w:webHidden/>
-                <w:rtl/>
-              </w:rPr>
-              <w:t>6</w:t>
-            </w:r>
-            <w:r>
-              <w:rPr>
-                <w:noProof/>
-                <w:webHidden/>
-                <w:rtl/>
               </w:rPr>
               <w:fldChar w:fldCharType="end"/>
             </w:r>
@@ -1601,69 +1901,98 @@
           <w:pPr>
             <w:pStyle w:val="TOC2"/>
             <w:tabs>
-              <w:tab w:val="right" w:leader="dot" w:pos="8494"/>
+              <w:tab w:val="right" w:leader="dot" w:pos="9016"/>
             </w:tabs>
+            <w:bidi w:val="0"/>
             <w:rPr>
               <w:rFonts w:asciiTheme="minorHAnsi" w:eastAsiaTheme="minorEastAsia" w:hAnsiTheme="minorHAnsi" w:cstheme="minorBidi"/>
               <w:noProof/>
               <w:kern w:val="2"/>
-              <w:rtl/>
               <w14:ligatures w14:val="standardContextual"/>
             </w:rPr>
           </w:pPr>
-          <w:hyperlink w:anchor="_Toc238666558" w:history="1">
+          <w:hyperlink w:anchor="_Toc238718436" w:history="1">
             <w:r>
               <w:rPr>
                 <w:rStyle w:val="Hyperlink"/>
+                <w:rFonts w:ascii="Times New Roman" w:eastAsia="B Titr" w:hAnsi="Times New Roman" w:cs="Times New Roman" w:hint="cs"/>
+                <w:b/>
+                <w:bCs/>
                 <w:noProof/>
                 <w:rtl/>
-                <w:lang w:bidi="fa-IR"/>
-              </w:rPr>
-              <w:t>۱-۲-۳</w:t>
+              </w:rPr>
+              <w:t>فهرست</w:t>
             </w:r>
             <w:r>
               <w:rPr>
                 <w:rStyle w:val="Hyperlink"/>
-                <w:noProof/>
-              </w:rPr>
-              <w:t xml:space="preserve"> </w:t>
-            </w:r>
-            <w:r>
-              <w:rPr>
-                <w:rStyle w:val="Hyperlink"/>
+                <w:rFonts w:ascii="B Titr" w:eastAsia="B Titr" w:hAnsi="B Titr" w:cs="B Titr"/>
+                <w:b/>
+                <w:bCs/>
                 <w:noProof/>
                 <w:rtl/>
               </w:rPr>
-              <w:t>تخصیص منابع انسانی و مفهوم</w:t>
+              <w:t xml:space="preserve"> </w:t>
             </w:r>
             <w:r>
               <w:rPr>
                 <w:rStyle w:val="Hyperlink"/>
-                <w:noProof/>
-              </w:rPr>
-              <w:t xml:space="preserve"> </w:t>
-            </w:r>
-            <w:r>
-              <w:rPr>
-                <w:rStyle w:val="Hyperlink"/>
+                <w:rFonts w:ascii="Times New Roman" w:eastAsia="B Titr" w:hAnsi="Times New Roman" w:cs="Times New Roman" w:hint="cs"/>
+                <w:b/>
+                <w:bCs/>
                 <w:noProof/>
                 <w:rtl/>
-                <w:lang w:bidi="fa-IR"/>
+              </w:rPr>
+              <w:t>منابع</w:t>
+            </w:r>
+            <w:r>
+              <w:rPr>
+                <w:rStyle w:val="Hyperlink"/>
+                <w:rFonts w:ascii="B Titr" w:eastAsia="B Titr" w:hAnsi="B Titr" w:cs="B Titr"/>
+                <w:b/>
+                <w:bCs/>
+                <w:noProof/>
+                <w:rtl/>
               </w:rPr>
               <w:t xml:space="preserve"> </w:t>
             </w:r>
             <w:r>
               <w:rPr>
                 <w:rStyle w:val="Hyperlink"/>
+                <w:rFonts w:ascii="Times New Roman" w:eastAsia="B Titr" w:hAnsi="Times New Roman" w:cs="Times New Roman" w:hint="cs"/>
+                <w:b/>
+                <w:bCs/>
                 <w:noProof/>
-              </w:rPr>
-              <w:t xml:space="preserve"> Workload</w:t>
+                <w:rtl/>
+              </w:rPr>
+              <w:t>فصل</w:t>
+            </w:r>
+            <w:r>
+              <w:rPr>
+                <w:rStyle w:val="Hyperlink"/>
+                <w:rFonts w:ascii="B Titr" w:eastAsia="B Titr" w:hAnsi="B Titr" w:cs="B Titr"/>
+                <w:b/>
+                <w:bCs/>
+                <w:noProof/>
+                <w:rtl/>
+              </w:rPr>
+              <w:t xml:space="preserve"> </w:t>
+            </w:r>
+            <w:r>
+              <w:rPr>
+                <w:rStyle w:val="Hyperlink"/>
+                <w:rFonts w:ascii="Times New Roman" w:eastAsia="B Titr" w:hAnsi="Times New Roman" w:cs="Times New Roman" w:hint="cs"/>
+                <w:b/>
+                <w:bCs/>
+                <w:noProof/>
+                <w:rtl/>
+              </w:rPr>
+              <w:t>اول</w:t>
             </w:r>
             <w:r>
               <w:rPr>
                 <w:noProof/>
                 <w:webHidden/>
-                <w:rtl/>
               </w:rPr>
               <w:tab/>
             </w:r>
@@ -1671,7 +2000,6 @@
               <w:rPr>
                 <w:noProof/>
                 <w:webHidden/>
-                <w:rtl/>
               </w:rPr>
               <w:fldChar w:fldCharType="begin"/>
             </w:r>
@@ -1679,2191 +2007,33 @@
               <w:rPr>
                 <w:noProof/>
                 <w:webHidden/>
-                <w:rtl/>
-              </w:rPr>
-              <w:instrText xml:space="preserve"> </w:instrText>
+              </w:rPr>
+              <w:instrText xml:space="preserve"> PAGEREF _Toc238718436 \h </w:instrText>
             </w:r>
             <w:r>
               <w:rPr>
                 <w:noProof/>
                 <w:webHidden/>
               </w:rPr>
-              <w:instrText>PAGEREF</w:instrText>
             </w:r>
             <w:r>
               <w:rPr>
                 <w:noProof/>
                 <w:webHidden/>
-                <w:rtl/>
-              </w:rPr>
-              <w:instrText xml:space="preserve"> _</w:instrText>
+              </w:rPr>
+              <w:fldChar w:fldCharType="separate"/>
             </w:r>
             <w:r>
               <w:rPr>
                 <w:noProof/>
                 <w:webHidden/>
               </w:rPr>
-              <w:instrText>Toc238666558 \h</w:instrText>
+              <w:t>13</w:t>
             </w:r>
             <w:r>
               <w:rPr>
                 <w:noProof/>
                 <w:webHidden/>
-                <w:rtl/>
-              </w:rPr>
-              <w:instrText xml:space="preserve"> </w:instrText>
-            </w:r>
-            <w:r>
-              <w:rPr>
-                <w:noProof/>
-                <w:webHidden/>
-                <w:rtl/>
-              </w:rPr>
-            </w:r>
-            <w:r>
-              <w:rPr>
-                <w:noProof/>
-                <w:webHidden/>
-                <w:rtl/>
-              </w:rPr>
-              <w:fldChar w:fldCharType="separate"/>
-            </w:r>
-            <w:r>
-              <w:rPr>
-                <w:noProof/>
-                <w:webHidden/>
-                <w:rtl/>
-              </w:rPr>
-              <w:t>6</w:t>
-            </w:r>
-            <w:r>
-              <w:rPr>
-                <w:noProof/>
-                <w:webHidden/>
-                <w:rtl/>
-              </w:rPr>
-              <w:fldChar w:fldCharType="end"/>
-            </w:r>
-          </w:hyperlink>
-        </w:p>
-        <w:p>
-          <w:pPr>
-            <w:pStyle w:val="TOC2"/>
-            <w:tabs>
-              <w:tab w:val="right" w:leader="dot" w:pos="8494"/>
-            </w:tabs>
-            <w:rPr>
-              <w:rFonts w:asciiTheme="minorHAnsi" w:eastAsiaTheme="minorEastAsia" w:hAnsiTheme="minorHAnsi" w:cstheme="minorBidi"/>
-              <w:noProof/>
-              <w:kern w:val="2"/>
-              <w:rtl/>
-              <w14:ligatures w14:val="standardContextual"/>
-            </w:rPr>
-          </w:pPr>
-          <w:hyperlink w:anchor="_Toc238666559" w:history="1">
-            <w:r>
-              <w:rPr>
-                <w:rStyle w:val="Hyperlink"/>
-                <w:noProof/>
-                <w:rtl/>
-                <w:lang w:bidi="fa-IR"/>
-              </w:rPr>
-              <w:t>۱-۲-۴</w:t>
-            </w:r>
-            <w:r>
-              <w:rPr>
-                <w:rStyle w:val="Hyperlink"/>
-                <w:noProof/>
-              </w:rPr>
-              <w:t xml:space="preserve"> </w:t>
-            </w:r>
-            <w:r>
-              <w:rPr>
-                <w:rStyle w:val="Hyperlink"/>
-                <w:noProof/>
-                <w:rtl/>
-              </w:rPr>
-              <w:t>وابستگی فعالیت‌ها و تحلیل اثر آن</w:t>
-            </w:r>
-            <w:r>
-              <w:rPr>
-                <w:noProof/>
-                <w:webHidden/>
-                <w:rtl/>
-              </w:rPr>
-              <w:tab/>
-            </w:r>
-            <w:r>
-              <w:rPr>
-                <w:noProof/>
-                <w:webHidden/>
-                <w:rtl/>
-              </w:rPr>
-              <w:fldChar w:fldCharType="begin"/>
-            </w:r>
-            <w:r>
-              <w:rPr>
-                <w:noProof/>
-                <w:webHidden/>
-                <w:rtl/>
-              </w:rPr>
-              <w:instrText xml:space="preserve"> </w:instrText>
-            </w:r>
-            <w:r>
-              <w:rPr>
-                <w:noProof/>
-                <w:webHidden/>
-              </w:rPr>
-              <w:instrText>PAGEREF</w:instrText>
-            </w:r>
-            <w:r>
-              <w:rPr>
-                <w:noProof/>
-                <w:webHidden/>
-                <w:rtl/>
-              </w:rPr>
-              <w:instrText xml:space="preserve"> _</w:instrText>
-            </w:r>
-            <w:r>
-              <w:rPr>
-                <w:noProof/>
-                <w:webHidden/>
-              </w:rPr>
-              <w:instrText>Toc238666559 \h</w:instrText>
-            </w:r>
-            <w:r>
-              <w:rPr>
-                <w:noProof/>
-                <w:webHidden/>
-                <w:rtl/>
-              </w:rPr>
-              <w:instrText xml:space="preserve"> </w:instrText>
-            </w:r>
-            <w:r>
-              <w:rPr>
-                <w:noProof/>
-                <w:webHidden/>
-                <w:rtl/>
-              </w:rPr>
-            </w:r>
-            <w:r>
-              <w:rPr>
-                <w:noProof/>
-                <w:webHidden/>
-                <w:rtl/>
-              </w:rPr>
-              <w:fldChar w:fldCharType="separate"/>
-            </w:r>
-            <w:r>
-              <w:rPr>
-                <w:noProof/>
-                <w:webHidden/>
-                <w:rtl/>
-              </w:rPr>
-              <w:t>6</w:t>
-            </w:r>
-            <w:r>
-              <w:rPr>
-                <w:noProof/>
-                <w:webHidden/>
-                <w:rtl/>
-              </w:rPr>
-              <w:fldChar w:fldCharType="end"/>
-            </w:r>
-          </w:hyperlink>
-        </w:p>
-        <w:p>
-          <w:pPr>
-            <w:pStyle w:val="TOC2"/>
-            <w:tabs>
-              <w:tab w:val="right" w:leader="dot" w:pos="8494"/>
-            </w:tabs>
-            <w:rPr>
-              <w:rFonts w:asciiTheme="minorHAnsi" w:eastAsiaTheme="minorEastAsia" w:hAnsiTheme="minorHAnsi" w:cstheme="minorBidi"/>
-              <w:noProof/>
-              <w:kern w:val="2"/>
-              <w:rtl/>
-              <w14:ligatures w14:val="standardContextual"/>
-            </w:rPr>
-          </w:pPr>
-          <w:hyperlink w:anchor="_Toc238666560" w:history="1">
-            <w:r>
-              <w:rPr>
-                <w:rStyle w:val="Hyperlink"/>
-                <w:noProof/>
-                <w:rtl/>
-                <w:lang w:bidi="fa-IR"/>
-              </w:rPr>
-              <w:t>۱-۲-۵</w:t>
-            </w:r>
-            <w:r>
-              <w:rPr>
-                <w:rStyle w:val="Hyperlink"/>
-                <w:noProof/>
-              </w:rPr>
-              <w:t xml:space="preserve"> </w:t>
-            </w:r>
-            <w:r>
-              <w:rPr>
-                <w:rStyle w:val="Hyperlink"/>
-                <w:noProof/>
-                <w:rtl/>
-              </w:rPr>
-              <w:t>اولویت‌بندی وظایف</w:t>
-            </w:r>
-            <w:r>
-              <w:rPr>
-                <w:noProof/>
-                <w:webHidden/>
-                <w:rtl/>
-              </w:rPr>
-              <w:tab/>
-            </w:r>
-            <w:r>
-              <w:rPr>
-                <w:noProof/>
-                <w:webHidden/>
-                <w:rtl/>
-              </w:rPr>
-              <w:fldChar w:fldCharType="begin"/>
-            </w:r>
-            <w:r>
-              <w:rPr>
-                <w:noProof/>
-                <w:webHidden/>
-                <w:rtl/>
-              </w:rPr>
-              <w:instrText xml:space="preserve"> </w:instrText>
-            </w:r>
-            <w:r>
-              <w:rPr>
-                <w:noProof/>
-                <w:webHidden/>
-              </w:rPr>
-              <w:instrText>PAGEREF</w:instrText>
-            </w:r>
-            <w:r>
-              <w:rPr>
-                <w:noProof/>
-                <w:webHidden/>
-                <w:rtl/>
-              </w:rPr>
-              <w:instrText xml:space="preserve"> _</w:instrText>
-            </w:r>
-            <w:r>
-              <w:rPr>
-                <w:noProof/>
-                <w:webHidden/>
-              </w:rPr>
-              <w:instrText>Toc238666560 \h</w:instrText>
-            </w:r>
-            <w:r>
-              <w:rPr>
-                <w:noProof/>
-                <w:webHidden/>
-                <w:rtl/>
-              </w:rPr>
-              <w:instrText xml:space="preserve"> </w:instrText>
-            </w:r>
-            <w:r>
-              <w:rPr>
-                <w:noProof/>
-                <w:webHidden/>
-                <w:rtl/>
-              </w:rPr>
-            </w:r>
-            <w:r>
-              <w:rPr>
-                <w:noProof/>
-                <w:webHidden/>
-                <w:rtl/>
-              </w:rPr>
-              <w:fldChar w:fldCharType="separate"/>
-            </w:r>
-            <w:r>
-              <w:rPr>
-                <w:noProof/>
-                <w:webHidden/>
-                <w:rtl/>
-              </w:rPr>
-              <w:t>7</w:t>
-            </w:r>
-            <w:r>
-              <w:rPr>
-                <w:noProof/>
-                <w:webHidden/>
-                <w:rtl/>
-              </w:rPr>
-              <w:fldChar w:fldCharType="end"/>
-            </w:r>
-          </w:hyperlink>
-        </w:p>
-        <w:p>
-          <w:pPr>
-            <w:pStyle w:val="TOC2"/>
-            <w:tabs>
-              <w:tab w:val="right" w:leader="dot" w:pos="8494"/>
-            </w:tabs>
-            <w:rPr>
-              <w:rFonts w:asciiTheme="minorHAnsi" w:eastAsiaTheme="minorEastAsia" w:hAnsiTheme="minorHAnsi" w:cstheme="minorBidi"/>
-              <w:noProof/>
-              <w:kern w:val="2"/>
-              <w:rtl/>
-              <w14:ligatures w14:val="standardContextual"/>
-            </w:rPr>
-          </w:pPr>
-          <w:hyperlink w:anchor="_Toc238666561" w:history="1">
-            <w:r>
-              <w:rPr>
-                <w:rStyle w:val="Hyperlink"/>
-                <w:noProof/>
-                <w:rtl/>
-                <w:lang w:bidi="fa-IR"/>
-              </w:rPr>
-              <w:t>۱-۲-۶</w:t>
-            </w:r>
-            <w:r>
-              <w:rPr>
-                <w:rStyle w:val="Hyperlink"/>
-                <w:noProof/>
-              </w:rPr>
-              <w:t xml:space="preserve"> </w:t>
-            </w:r>
-            <w:r>
-              <w:rPr>
-                <w:rStyle w:val="Hyperlink"/>
-                <w:noProof/>
-                <w:rtl/>
-              </w:rPr>
-              <w:t>ریسک تأخیر و مدیریت ریسک پروژه</w:t>
-            </w:r>
-            <w:r>
-              <w:rPr>
-                <w:noProof/>
-                <w:webHidden/>
-                <w:rtl/>
-              </w:rPr>
-              <w:tab/>
-            </w:r>
-            <w:r>
-              <w:rPr>
-                <w:noProof/>
-                <w:webHidden/>
-                <w:rtl/>
-              </w:rPr>
-              <w:fldChar w:fldCharType="begin"/>
-            </w:r>
-            <w:r>
-              <w:rPr>
-                <w:noProof/>
-                <w:webHidden/>
-                <w:rtl/>
-              </w:rPr>
-              <w:instrText xml:space="preserve"> </w:instrText>
-            </w:r>
-            <w:r>
-              <w:rPr>
-                <w:noProof/>
-                <w:webHidden/>
-              </w:rPr>
-              <w:instrText>PAGEREF</w:instrText>
-            </w:r>
-            <w:r>
-              <w:rPr>
-                <w:noProof/>
-                <w:webHidden/>
-                <w:rtl/>
-              </w:rPr>
-              <w:instrText xml:space="preserve"> _</w:instrText>
-            </w:r>
-            <w:r>
-              <w:rPr>
-                <w:noProof/>
-                <w:webHidden/>
-              </w:rPr>
-              <w:instrText>Toc238666561 \h</w:instrText>
-            </w:r>
-            <w:r>
-              <w:rPr>
-                <w:noProof/>
-                <w:webHidden/>
-                <w:rtl/>
-              </w:rPr>
-              <w:instrText xml:space="preserve"> </w:instrText>
-            </w:r>
-            <w:r>
-              <w:rPr>
-                <w:noProof/>
-                <w:webHidden/>
-                <w:rtl/>
-              </w:rPr>
-            </w:r>
-            <w:r>
-              <w:rPr>
-                <w:noProof/>
-                <w:webHidden/>
-                <w:rtl/>
-              </w:rPr>
-              <w:fldChar w:fldCharType="separate"/>
-            </w:r>
-            <w:r>
-              <w:rPr>
-                <w:noProof/>
-                <w:webHidden/>
-                <w:rtl/>
-              </w:rPr>
-              <w:t>7</w:t>
-            </w:r>
-            <w:r>
-              <w:rPr>
-                <w:noProof/>
-                <w:webHidden/>
-                <w:rtl/>
-              </w:rPr>
-              <w:fldChar w:fldCharType="end"/>
-            </w:r>
-          </w:hyperlink>
-        </w:p>
-        <w:p>
-          <w:pPr>
-            <w:pStyle w:val="TOC2"/>
-            <w:tabs>
-              <w:tab w:val="right" w:leader="dot" w:pos="8494"/>
-            </w:tabs>
-            <w:rPr>
-              <w:rFonts w:asciiTheme="minorHAnsi" w:eastAsiaTheme="minorEastAsia" w:hAnsiTheme="minorHAnsi" w:cstheme="minorBidi"/>
-              <w:noProof/>
-              <w:kern w:val="2"/>
-              <w:rtl/>
-              <w14:ligatures w14:val="standardContextual"/>
-            </w:rPr>
-          </w:pPr>
-          <w:hyperlink w:anchor="_Toc238666562" w:history="1">
-            <w:r>
-              <w:rPr>
-                <w:rStyle w:val="Hyperlink"/>
-                <w:noProof/>
-                <w:rtl/>
-                <w:lang w:bidi="fa-IR"/>
-              </w:rPr>
-              <w:t>۱-۲-۷</w:t>
-            </w:r>
-            <w:r>
-              <w:rPr>
-                <w:rStyle w:val="Hyperlink"/>
-                <w:noProof/>
-              </w:rPr>
-              <w:t xml:space="preserve"> </w:t>
-            </w:r>
-            <w:r>
-              <w:rPr>
-                <w:rStyle w:val="Hyperlink"/>
-                <w:noProof/>
-                <w:rtl/>
-              </w:rPr>
-              <w:t>سلامت و وضعیت کلی پروژه</w:t>
-            </w:r>
-            <w:r>
-              <w:rPr>
-                <w:noProof/>
-                <w:webHidden/>
-                <w:rtl/>
-              </w:rPr>
-              <w:tab/>
-            </w:r>
-            <w:r>
-              <w:rPr>
-                <w:noProof/>
-                <w:webHidden/>
-                <w:rtl/>
-              </w:rPr>
-              <w:fldChar w:fldCharType="begin"/>
-            </w:r>
-            <w:r>
-              <w:rPr>
-                <w:noProof/>
-                <w:webHidden/>
-                <w:rtl/>
-              </w:rPr>
-              <w:instrText xml:space="preserve"> </w:instrText>
-            </w:r>
-            <w:r>
-              <w:rPr>
-                <w:noProof/>
-                <w:webHidden/>
-              </w:rPr>
-              <w:instrText>PAGEREF</w:instrText>
-            </w:r>
-            <w:r>
-              <w:rPr>
-                <w:noProof/>
-                <w:webHidden/>
-                <w:rtl/>
-              </w:rPr>
-              <w:instrText xml:space="preserve"> _</w:instrText>
-            </w:r>
-            <w:r>
-              <w:rPr>
-                <w:noProof/>
-                <w:webHidden/>
-              </w:rPr>
-              <w:instrText>Toc238666562 \h</w:instrText>
-            </w:r>
-            <w:r>
-              <w:rPr>
-                <w:noProof/>
-                <w:webHidden/>
-                <w:rtl/>
-              </w:rPr>
-              <w:instrText xml:space="preserve"> </w:instrText>
-            </w:r>
-            <w:r>
-              <w:rPr>
-                <w:noProof/>
-                <w:webHidden/>
-                <w:rtl/>
-              </w:rPr>
-            </w:r>
-            <w:r>
-              <w:rPr>
-                <w:noProof/>
-                <w:webHidden/>
-                <w:rtl/>
-              </w:rPr>
-              <w:fldChar w:fldCharType="separate"/>
-            </w:r>
-            <w:r>
-              <w:rPr>
-                <w:noProof/>
-                <w:webHidden/>
-                <w:rtl/>
-              </w:rPr>
-              <w:t>8</w:t>
-            </w:r>
-            <w:r>
-              <w:rPr>
-                <w:noProof/>
-                <w:webHidden/>
-                <w:rtl/>
-              </w:rPr>
-              <w:fldChar w:fldCharType="end"/>
-            </w:r>
-          </w:hyperlink>
-        </w:p>
-        <w:p>
-          <w:pPr>
-            <w:pStyle w:val="TOC2"/>
-            <w:tabs>
-              <w:tab w:val="right" w:leader="dot" w:pos="8494"/>
-            </w:tabs>
-            <w:rPr>
-              <w:rFonts w:asciiTheme="minorHAnsi" w:eastAsiaTheme="minorEastAsia" w:hAnsiTheme="minorHAnsi" w:cstheme="minorBidi"/>
-              <w:noProof/>
-              <w:kern w:val="2"/>
-              <w:rtl/>
-              <w14:ligatures w14:val="standardContextual"/>
-            </w:rPr>
-          </w:pPr>
-          <w:hyperlink w:anchor="_Toc238666563" w:history="1">
-            <w:r>
-              <w:rPr>
-                <w:rStyle w:val="Hyperlink"/>
-                <w:noProof/>
-                <w:rtl/>
-                <w:lang w:bidi="fa-IR"/>
-              </w:rPr>
-              <w:t>۱-۲-۸</w:t>
-            </w:r>
-            <w:r>
-              <w:rPr>
-                <w:rStyle w:val="Hyperlink"/>
-                <w:noProof/>
-              </w:rPr>
-              <w:t xml:space="preserve"> </w:t>
-            </w:r>
-            <w:r>
-              <w:rPr>
-                <w:rStyle w:val="Hyperlink"/>
-                <w:noProof/>
-                <w:rtl/>
-              </w:rPr>
-              <w:t>سیستم‌های تصمیم‌یار</w:t>
-            </w:r>
-            <w:r>
-              <w:rPr>
-                <w:noProof/>
-                <w:webHidden/>
-                <w:rtl/>
-              </w:rPr>
-              <w:tab/>
-            </w:r>
-            <w:r>
-              <w:rPr>
-                <w:noProof/>
-                <w:webHidden/>
-                <w:rtl/>
-              </w:rPr>
-              <w:fldChar w:fldCharType="begin"/>
-            </w:r>
-            <w:r>
-              <w:rPr>
-                <w:noProof/>
-                <w:webHidden/>
-                <w:rtl/>
-              </w:rPr>
-              <w:instrText xml:space="preserve"> </w:instrText>
-            </w:r>
-            <w:r>
-              <w:rPr>
-                <w:noProof/>
-                <w:webHidden/>
-              </w:rPr>
-              <w:instrText>PAGEREF</w:instrText>
-            </w:r>
-            <w:r>
-              <w:rPr>
-                <w:noProof/>
-                <w:webHidden/>
-                <w:rtl/>
-              </w:rPr>
-              <w:instrText xml:space="preserve"> _</w:instrText>
-            </w:r>
-            <w:r>
-              <w:rPr>
-                <w:noProof/>
-                <w:webHidden/>
-              </w:rPr>
-              <w:instrText>Toc238666563 \h</w:instrText>
-            </w:r>
-            <w:r>
-              <w:rPr>
-                <w:noProof/>
-                <w:webHidden/>
-                <w:rtl/>
-              </w:rPr>
-              <w:instrText xml:space="preserve"> </w:instrText>
-            </w:r>
-            <w:r>
-              <w:rPr>
-                <w:noProof/>
-                <w:webHidden/>
-                <w:rtl/>
-              </w:rPr>
-            </w:r>
-            <w:r>
-              <w:rPr>
-                <w:noProof/>
-                <w:webHidden/>
-                <w:rtl/>
-              </w:rPr>
-              <w:fldChar w:fldCharType="separate"/>
-            </w:r>
-            <w:r>
-              <w:rPr>
-                <w:noProof/>
-                <w:webHidden/>
-                <w:rtl/>
-              </w:rPr>
-              <w:t>8</w:t>
-            </w:r>
-            <w:r>
-              <w:rPr>
-                <w:noProof/>
-                <w:webHidden/>
-                <w:rtl/>
-              </w:rPr>
-              <w:fldChar w:fldCharType="end"/>
-            </w:r>
-          </w:hyperlink>
-        </w:p>
-        <w:p>
-          <w:pPr>
-            <w:pStyle w:val="TOC2"/>
-            <w:tabs>
-              <w:tab w:val="right" w:leader="dot" w:pos="8494"/>
-            </w:tabs>
-            <w:rPr>
-              <w:rFonts w:asciiTheme="minorHAnsi" w:eastAsiaTheme="minorEastAsia" w:hAnsiTheme="minorHAnsi" w:cstheme="minorBidi"/>
-              <w:noProof/>
-              <w:kern w:val="2"/>
-              <w:rtl/>
-              <w14:ligatures w14:val="standardContextual"/>
-            </w:rPr>
-          </w:pPr>
-          <w:hyperlink w:anchor="_Toc238666564" w:history="1">
-            <w:r>
-              <w:rPr>
-                <w:rStyle w:val="Hyperlink"/>
-                <w:noProof/>
-                <w:rtl/>
-                <w:lang w:bidi="fa-IR"/>
-              </w:rPr>
-              <w:t>۱-۲-۹</w:t>
-            </w:r>
-            <w:r>
-              <w:rPr>
-                <w:rStyle w:val="Hyperlink"/>
-                <w:noProof/>
-              </w:rPr>
-              <w:t xml:space="preserve"> </w:t>
-            </w:r>
-            <w:r>
-              <w:rPr>
-                <w:rStyle w:val="Hyperlink"/>
-                <w:noProof/>
-                <w:rtl/>
-              </w:rPr>
-              <w:t>هوش مصنوعی و مدل‌های زبانی در مدیریت فعالیت‌های نرم‌افزاری</w:t>
-            </w:r>
-            <w:r>
-              <w:rPr>
-                <w:noProof/>
-                <w:webHidden/>
-                <w:rtl/>
-              </w:rPr>
-              <w:tab/>
-            </w:r>
-            <w:r>
-              <w:rPr>
-                <w:noProof/>
-                <w:webHidden/>
-                <w:rtl/>
-              </w:rPr>
-              <w:fldChar w:fldCharType="begin"/>
-            </w:r>
-            <w:r>
-              <w:rPr>
-                <w:noProof/>
-                <w:webHidden/>
-                <w:rtl/>
-              </w:rPr>
-              <w:instrText xml:space="preserve"> </w:instrText>
-            </w:r>
-            <w:r>
-              <w:rPr>
-                <w:noProof/>
-                <w:webHidden/>
-              </w:rPr>
-              <w:instrText>PAGEREF</w:instrText>
-            </w:r>
-            <w:r>
-              <w:rPr>
-                <w:noProof/>
-                <w:webHidden/>
-                <w:rtl/>
-              </w:rPr>
-              <w:instrText xml:space="preserve"> _</w:instrText>
-            </w:r>
-            <w:r>
-              <w:rPr>
-                <w:noProof/>
-                <w:webHidden/>
-              </w:rPr>
-              <w:instrText>Toc238666564 \h</w:instrText>
-            </w:r>
-            <w:r>
-              <w:rPr>
-                <w:noProof/>
-                <w:webHidden/>
-                <w:rtl/>
-              </w:rPr>
-              <w:instrText xml:space="preserve"> </w:instrText>
-            </w:r>
-            <w:r>
-              <w:rPr>
-                <w:noProof/>
-                <w:webHidden/>
-                <w:rtl/>
-              </w:rPr>
-            </w:r>
-            <w:r>
-              <w:rPr>
-                <w:noProof/>
-                <w:webHidden/>
-                <w:rtl/>
-              </w:rPr>
-              <w:fldChar w:fldCharType="separate"/>
-            </w:r>
-            <w:r>
-              <w:rPr>
-                <w:noProof/>
-                <w:webHidden/>
-                <w:rtl/>
-              </w:rPr>
-              <w:t>8</w:t>
-            </w:r>
-            <w:r>
-              <w:rPr>
-                <w:noProof/>
-                <w:webHidden/>
-                <w:rtl/>
-              </w:rPr>
-              <w:fldChar w:fldCharType="end"/>
-            </w:r>
-          </w:hyperlink>
-        </w:p>
-        <w:p>
-          <w:pPr>
-            <w:pStyle w:val="TOC3"/>
-            <w:tabs>
-              <w:tab w:val="right" w:leader="dot" w:pos="8494"/>
-            </w:tabs>
-            <w:rPr>
-              <w:rFonts w:asciiTheme="minorHAnsi" w:eastAsiaTheme="minorEastAsia" w:hAnsiTheme="minorHAnsi" w:cstheme="minorBidi"/>
-              <w:noProof/>
-              <w:kern w:val="2"/>
-              <w:rtl/>
-              <w14:ligatures w14:val="standardContextual"/>
-            </w:rPr>
-          </w:pPr>
-          <w:hyperlink w:anchor="_Toc238666565" w:history="1">
-            <w:r>
-              <w:rPr>
-                <w:rStyle w:val="Hyperlink"/>
-                <w:noProof/>
-                <w:rtl/>
-              </w:rPr>
-              <w:t>معیارهای اولیه انتخاب مدل هوش مصنوعی</w:t>
-            </w:r>
-            <w:r>
-              <w:rPr>
-                <w:noProof/>
-                <w:webHidden/>
-                <w:rtl/>
-              </w:rPr>
-              <w:tab/>
-            </w:r>
-            <w:r>
-              <w:rPr>
-                <w:noProof/>
-                <w:webHidden/>
-                <w:rtl/>
-              </w:rPr>
-              <w:fldChar w:fldCharType="begin"/>
-            </w:r>
-            <w:r>
-              <w:rPr>
-                <w:noProof/>
-                <w:webHidden/>
-                <w:rtl/>
-              </w:rPr>
-              <w:instrText xml:space="preserve"> </w:instrText>
-            </w:r>
-            <w:r>
-              <w:rPr>
-                <w:noProof/>
-                <w:webHidden/>
-              </w:rPr>
-              <w:instrText>PAGEREF</w:instrText>
-            </w:r>
-            <w:r>
-              <w:rPr>
-                <w:noProof/>
-                <w:webHidden/>
-                <w:rtl/>
-              </w:rPr>
-              <w:instrText xml:space="preserve"> _</w:instrText>
-            </w:r>
-            <w:r>
-              <w:rPr>
-                <w:noProof/>
-                <w:webHidden/>
-              </w:rPr>
-              <w:instrText>Toc238666565 \h</w:instrText>
-            </w:r>
-            <w:r>
-              <w:rPr>
-                <w:noProof/>
-                <w:webHidden/>
-                <w:rtl/>
-              </w:rPr>
-              <w:instrText xml:space="preserve"> </w:instrText>
-            </w:r>
-            <w:r>
-              <w:rPr>
-                <w:noProof/>
-                <w:webHidden/>
-                <w:rtl/>
-              </w:rPr>
-            </w:r>
-            <w:r>
-              <w:rPr>
-                <w:noProof/>
-                <w:webHidden/>
-                <w:rtl/>
-              </w:rPr>
-              <w:fldChar w:fldCharType="separate"/>
-            </w:r>
-            <w:r>
-              <w:rPr>
-                <w:noProof/>
-                <w:webHidden/>
-                <w:rtl/>
-              </w:rPr>
-              <w:t>9</w:t>
-            </w:r>
-            <w:r>
-              <w:rPr>
-                <w:noProof/>
-                <w:webHidden/>
-                <w:rtl/>
-              </w:rPr>
-              <w:fldChar w:fldCharType="end"/>
-            </w:r>
-          </w:hyperlink>
-        </w:p>
-        <w:p>
-          <w:pPr>
-            <w:pStyle w:val="TOC1"/>
-            <w:tabs>
-              <w:tab w:val="right" w:leader="dot" w:pos="8494"/>
-            </w:tabs>
-            <w:rPr>
-              <w:rFonts w:asciiTheme="minorHAnsi" w:eastAsiaTheme="minorEastAsia" w:hAnsiTheme="minorHAnsi" w:cstheme="minorBidi"/>
-              <w:noProof/>
-              <w:kern w:val="2"/>
-              <w:rtl/>
-              <w14:ligatures w14:val="standardContextual"/>
-            </w:rPr>
-          </w:pPr>
-          <w:hyperlink w:anchor="_Toc238666566" w:history="1">
-            <w:r>
-              <w:rPr>
-                <w:rStyle w:val="Hyperlink"/>
-                <w:noProof/>
-                <w:rtl/>
-                <w:lang w:bidi="fa-IR"/>
-              </w:rPr>
-              <w:t>۱-۲-۱۰</w:t>
-            </w:r>
-            <w:r>
-              <w:rPr>
-                <w:rStyle w:val="Hyperlink"/>
-                <w:noProof/>
-              </w:rPr>
-              <w:t xml:space="preserve"> </w:t>
-            </w:r>
-            <w:r>
-              <w:rPr>
-                <w:rStyle w:val="Hyperlink"/>
-                <w:noProof/>
-                <w:rtl/>
-              </w:rPr>
-              <w:t>بررسی سامانه‌های مشابه</w:t>
-            </w:r>
-            <w:r>
-              <w:rPr>
-                <w:noProof/>
-                <w:webHidden/>
-                <w:rtl/>
-              </w:rPr>
-              <w:tab/>
-            </w:r>
-            <w:r>
-              <w:rPr>
-                <w:noProof/>
-                <w:webHidden/>
-                <w:rtl/>
-              </w:rPr>
-              <w:fldChar w:fldCharType="begin"/>
-            </w:r>
-            <w:r>
-              <w:rPr>
-                <w:noProof/>
-                <w:webHidden/>
-                <w:rtl/>
-              </w:rPr>
-              <w:instrText xml:space="preserve"> </w:instrText>
-            </w:r>
-            <w:r>
-              <w:rPr>
-                <w:noProof/>
-                <w:webHidden/>
-              </w:rPr>
-              <w:instrText>PAGEREF</w:instrText>
-            </w:r>
-            <w:r>
-              <w:rPr>
-                <w:noProof/>
-                <w:webHidden/>
-                <w:rtl/>
-              </w:rPr>
-              <w:instrText xml:space="preserve"> _</w:instrText>
-            </w:r>
-            <w:r>
-              <w:rPr>
-                <w:noProof/>
-                <w:webHidden/>
-              </w:rPr>
-              <w:instrText>Toc238666566 \h</w:instrText>
-            </w:r>
-            <w:r>
-              <w:rPr>
-                <w:noProof/>
-                <w:webHidden/>
-                <w:rtl/>
-              </w:rPr>
-              <w:instrText xml:space="preserve"> </w:instrText>
-            </w:r>
-            <w:r>
-              <w:rPr>
-                <w:noProof/>
-                <w:webHidden/>
-                <w:rtl/>
-              </w:rPr>
-            </w:r>
-            <w:r>
-              <w:rPr>
-                <w:noProof/>
-                <w:webHidden/>
-                <w:rtl/>
-              </w:rPr>
-              <w:fldChar w:fldCharType="separate"/>
-            </w:r>
-            <w:r>
-              <w:rPr>
-                <w:noProof/>
-                <w:webHidden/>
-                <w:rtl/>
-              </w:rPr>
-              <w:t>9</w:t>
-            </w:r>
-            <w:r>
-              <w:rPr>
-                <w:noProof/>
-                <w:webHidden/>
-                <w:rtl/>
-              </w:rPr>
-              <w:fldChar w:fldCharType="end"/>
-            </w:r>
-          </w:hyperlink>
-        </w:p>
-        <w:p>
-          <w:pPr>
-            <w:pStyle w:val="TOC3"/>
-            <w:tabs>
-              <w:tab w:val="right" w:leader="dot" w:pos="8494"/>
-            </w:tabs>
-            <w:rPr>
-              <w:rFonts w:asciiTheme="minorHAnsi" w:eastAsiaTheme="minorEastAsia" w:hAnsiTheme="minorHAnsi" w:cstheme="minorBidi"/>
-              <w:noProof/>
-              <w:kern w:val="2"/>
-              <w:rtl/>
-              <w14:ligatures w14:val="standardContextual"/>
-            </w:rPr>
-          </w:pPr>
-          <w:hyperlink w:anchor="_Toc238666567" w:history="1">
-            <w:r>
-              <w:rPr>
-                <w:rStyle w:val="Hyperlink"/>
-                <w:noProof/>
-              </w:rPr>
-              <w:t>Jira</w:t>
-            </w:r>
-            <w:r>
-              <w:rPr>
-                <w:noProof/>
-                <w:webHidden/>
-                <w:rtl/>
-              </w:rPr>
-              <w:tab/>
-            </w:r>
-            <w:r>
-              <w:rPr>
-                <w:noProof/>
-                <w:webHidden/>
-                <w:rtl/>
-              </w:rPr>
-              <w:fldChar w:fldCharType="begin"/>
-            </w:r>
-            <w:r>
-              <w:rPr>
-                <w:noProof/>
-                <w:webHidden/>
-                <w:rtl/>
-              </w:rPr>
-              <w:instrText xml:space="preserve"> </w:instrText>
-            </w:r>
-            <w:r>
-              <w:rPr>
-                <w:noProof/>
-                <w:webHidden/>
-              </w:rPr>
-              <w:instrText>PAGEREF</w:instrText>
-            </w:r>
-            <w:r>
-              <w:rPr>
-                <w:noProof/>
-                <w:webHidden/>
-                <w:rtl/>
-              </w:rPr>
-              <w:instrText xml:space="preserve"> _</w:instrText>
-            </w:r>
-            <w:r>
-              <w:rPr>
-                <w:noProof/>
-                <w:webHidden/>
-              </w:rPr>
-              <w:instrText>Toc238666567 \h</w:instrText>
-            </w:r>
-            <w:r>
-              <w:rPr>
-                <w:noProof/>
-                <w:webHidden/>
-                <w:rtl/>
-              </w:rPr>
-              <w:instrText xml:space="preserve"> </w:instrText>
-            </w:r>
-            <w:r>
-              <w:rPr>
-                <w:noProof/>
-                <w:webHidden/>
-                <w:rtl/>
-              </w:rPr>
-            </w:r>
-            <w:r>
-              <w:rPr>
-                <w:noProof/>
-                <w:webHidden/>
-                <w:rtl/>
-              </w:rPr>
-              <w:fldChar w:fldCharType="separate"/>
-            </w:r>
-            <w:r>
-              <w:rPr>
-                <w:noProof/>
-                <w:webHidden/>
-                <w:rtl/>
-              </w:rPr>
-              <w:t>9</w:t>
-            </w:r>
-            <w:r>
-              <w:rPr>
-                <w:noProof/>
-                <w:webHidden/>
-                <w:rtl/>
-              </w:rPr>
-              <w:fldChar w:fldCharType="end"/>
-            </w:r>
-          </w:hyperlink>
-        </w:p>
-        <w:p>
-          <w:pPr>
-            <w:pStyle w:val="TOC3"/>
-            <w:tabs>
-              <w:tab w:val="right" w:leader="dot" w:pos="8494"/>
-            </w:tabs>
-            <w:rPr>
-              <w:rFonts w:asciiTheme="minorHAnsi" w:eastAsiaTheme="minorEastAsia" w:hAnsiTheme="minorHAnsi" w:cstheme="minorBidi"/>
-              <w:noProof/>
-              <w:kern w:val="2"/>
-              <w:rtl/>
-              <w14:ligatures w14:val="standardContextual"/>
-            </w:rPr>
-          </w:pPr>
-          <w:hyperlink w:anchor="_Toc238666568" w:history="1">
-            <w:r>
-              <w:rPr>
-                <w:rStyle w:val="Hyperlink"/>
-                <w:noProof/>
-              </w:rPr>
-              <w:t>GitHub Projects</w:t>
-            </w:r>
-            <w:r>
-              <w:rPr>
-                <w:noProof/>
-                <w:webHidden/>
-                <w:rtl/>
-              </w:rPr>
-              <w:tab/>
-            </w:r>
-            <w:r>
-              <w:rPr>
-                <w:noProof/>
-                <w:webHidden/>
-                <w:rtl/>
-              </w:rPr>
-              <w:fldChar w:fldCharType="begin"/>
-            </w:r>
-            <w:r>
-              <w:rPr>
-                <w:noProof/>
-                <w:webHidden/>
-                <w:rtl/>
-              </w:rPr>
-              <w:instrText xml:space="preserve"> </w:instrText>
-            </w:r>
-            <w:r>
-              <w:rPr>
-                <w:noProof/>
-                <w:webHidden/>
-              </w:rPr>
-              <w:instrText>PAGEREF</w:instrText>
-            </w:r>
-            <w:r>
-              <w:rPr>
-                <w:noProof/>
-                <w:webHidden/>
-                <w:rtl/>
-              </w:rPr>
-              <w:instrText xml:space="preserve"> _</w:instrText>
-            </w:r>
-            <w:r>
-              <w:rPr>
-                <w:noProof/>
-                <w:webHidden/>
-              </w:rPr>
-              <w:instrText>Toc238666568 \h</w:instrText>
-            </w:r>
-            <w:r>
-              <w:rPr>
-                <w:noProof/>
-                <w:webHidden/>
-                <w:rtl/>
-              </w:rPr>
-              <w:instrText xml:space="preserve"> </w:instrText>
-            </w:r>
-            <w:r>
-              <w:rPr>
-                <w:noProof/>
-                <w:webHidden/>
-                <w:rtl/>
-              </w:rPr>
-            </w:r>
-            <w:r>
-              <w:rPr>
-                <w:noProof/>
-                <w:webHidden/>
-                <w:rtl/>
-              </w:rPr>
-              <w:fldChar w:fldCharType="separate"/>
-            </w:r>
-            <w:r>
-              <w:rPr>
-                <w:noProof/>
-                <w:webHidden/>
-                <w:rtl/>
-              </w:rPr>
-              <w:t>10</w:t>
-            </w:r>
-            <w:r>
-              <w:rPr>
-                <w:noProof/>
-                <w:webHidden/>
-                <w:rtl/>
-              </w:rPr>
-              <w:fldChar w:fldCharType="end"/>
-            </w:r>
-          </w:hyperlink>
-        </w:p>
-        <w:p>
-          <w:pPr>
-            <w:pStyle w:val="TOC3"/>
-            <w:tabs>
-              <w:tab w:val="right" w:leader="dot" w:pos="8494"/>
-            </w:tabs>
-            <w:rPr>
-              <w:rFonts w:asciiTheme="minorHAnsi" w:eastAsiaTheme="minorEastAsia" w:hAnsiTheme="minorHAnsi" w:cstheme="minorBidi"/>
-              <w:noProof/>
-              <w:kern w:val="2"/>
-              <w:rtl/>
-              <w14:ligatures w14:val="standardContextual"/>
-            </w:rPr>
-          </w:pPr>
-          <w:hyperlink w:anchor="_Toc238666569" w:history="1">
-            <w:r>
-              <w:rPr>
-                <w:rStyle w:val="Hyperlink"/>
-                <w:noProof/>
-              </w:rPr>
-              <w:t>Asana</w:t>
-            </w:r>
-            <w:r>
-              <w:rPr>
-                <w:noProof/>
-                <w:webHidden/>
-                <w:rtl/>
-              </w:rPr>
-              <w:tab/>
-            </w:r>
-            <w:r>
-              <w:rPr>
-                <w:noProof/>
-                <w:webHidden/>
-                <w:rtl/>
-              </w:rPr>
-              <w:fldChar w:fldCharType="begin"/>
-            </w:r>
-            <w:r>
-              <w:rPr>
-                <w:noProof/>
-                <w:webHidden/>
-                <w:rtl/>
-              </w:rPr>
-              <w:instrText xml:space="preserve"> </w:instrText>
-            </w:r>
-            <w:r>
-              <w:rPr>
-                <w:noProof/>
-                <w:webHidden/>
-              </w:rPr>
-              <w:instrText>PAGEREF</w:instrText>
-            </w:r>
-            <w:r>
-              <w:rPr>
-                <w:noProof/>
-                <w:webHidden/>
-                <w:rtl/>
-              </w:rPr>
-              <w:instrText xml:space="preserve"> _</w:instrText>
-            </w:r>
-            <w:r>
-              <w:rPr>
-                <w:noProof/>
-                <w:webHidden/>
-              </w:rPr>
-              <w:instrText>Toc238666569 \h</w:instrText>
-            </w:r>
-            <w:r>
-              <w:rPr>
-                <w:noProof/>
-                <w:webHidden/>
-                <w:rtl/>
-              </w:rPr>
-              <w:instrText xml:space="preserve"> </w:instrText>
-            </w:r>
-            <w:r>
-              <w:rPr>
-                <w:noProof/>
-                <w:webHidden/>
-                <w:rtl/>
-              </w:rPr>
-            </w:r>
-            <w:r>
-              <w:rPr>
-                <w:noProof/>
-                <w:webHidden/>
-                <w:rtl/>
-              </w:rPr>
-              <w:fldChar w:fldCharType="separate"/>
-            </w:r>
-            <w:r>
-              <w:rPr>
-                <w:noProof/>
-                <w:webHidden/>
-                <w:rtl/>
-              </w:rPr>
-              <w:t>10</w:t>
-            </w:r>
-            <w:r>
-              <w:rPr>
-                <w:noProof/>
-                <w:webHidden/>
-                <w:rtl/>
-              </w:rPr>
-              <w:fldChar w:fldCharType="end"/>
-            </w:r>
-          </w:hyperlink>
-        </w:p>
-        <w:p>
-          <w:pPr>
-            <w:pStyle w:val="TOC3"/>
-            <w:tabs>
-              <w:tab w:val="right" w:leader="dot" w:pos="8494"/>
-            </w:tabs>
-            <w:rPr>
-              <w:rFonts w:asciiTheme="minorHAnsi" w:eastAsiaTheme="minorEastAsia" w:hAnsiTheme="minorHAnsi" w:cstheme="minorBidi"/>
-              <w:noProof/>
-              <w:kern w:val="2"/>
-              <w:rtl/>
-              <w14:ligatures w14:val="standardContextual"/>
-            </w:rPr>
-          </w:pPr>
-          <w:hyperlink w:anchor="_Toc238666570" w:history="1">
-            <w:r>
-              <w:rPr>
-                <w:rStyle w:val="Hyperlink"/>
-                <w:noProof/>
-              </w:rPr>
-              <w:t>Microsoft Planner</w:t>
-            </w:r>
-            <w:r>
-              <w:rPr>
-                <w:noProof/>
-                <w:webHidden/>
-                <w:rtl/>
-              </w:rPr>
-              <w:tab/>
-            </w:r>
-            <w:r>
-              <w:rPr>
-                <w:noProof/>
-                <w:webHidden/>
-                <w:rtl/>
-              </w:rPr>
-              <w:fldChar w:fldCharType="begin"/>
-            </w:r>
-            <w:r>
-              <w:rPr>
-                <w:noProof/>
-                <w:webHidden/>
-                <w:rtl/>
-              </w:rPr>
-              <w:instrText xml:space="preserve"> </w:instrText>
-            </w:r>
-            <w:r>
-              <w:rPr>
-                <w:noProof/>
-                <w:webHidden/>
-              </w:rPr>
-              <w:instrText>PAGEREF</w:instrText>
-            </w:r>
-            <w:r>
-              <w:rPr>
-                <w:noProof/>
-                <w:webHidden/>
-                <w:rtl/>
-              </w:rPr>
-              <w:instrText xml:space="preserve"> _</w:instrText>
-            </w:r>
-            <w:r>
-              <w:rPr>
-                <w:noProof/>
-                <w:webHidden/>
-              </w:rPr>
-              <w:instrText>Toc238666570 \h</w:instrText>
-            </w:r>
-            <w:r>
-              <w:rPr>
-                <w:noProof/>
-                <w:webHidden/>
-                <w:rtl/>
-              </w:rPr>
-              <w:instrText xml:space="preserve"> </w:instrText>
-            </w:r>
-            <w:r>
-              <w:rPr>
-                <w:noProof/>
-                <w:webHidden/>
-                <w:rtl/>
-              </w:rPr>
-            </w:r>
-            <w:r>
-              <w:rPr>
-                <w:noProof/>
-                <w:webHidden/>
-                <w:rtl/>
-              </w:rPr>
-              <w:fldChar w:fldCharType="separate"/>
-            </w:r>
-            <w:r>
-              <w:rPr>
-                <w:noProof/>
-                <w:webHidden/>
-                <w:rtl/>
-              </w:rPr>
-              <w:t>10</w:t>
-            </w:r>
-            <w:r>
-              <w:rPr>
-                <w:noProof/>
-                <w:webHidden/>
-                <w:rtl/>
-              </w:rPr>
-              <w:fldChar w:fldCharType="end"/>
-            </w:r>
-          </w:hyperlink>
-        </w:p>
-        <w:p>
-          <w:pPr>
-            <w:pStyle w:val="TOC3"/>
-            <w:tabs>
-              <w:tab w:val="right" w:leader="dot" w:pos="8494"/>
-            </w:tabs>
-            <w:rPr>
-              <w:rFonts w:asciiTheme="minorHAnsi" w:eastAsiaTheme="minorEastAsia" w:hAnsiTheme="minorHAnsi" w:cstheme="minorBidi"/>
-              <w:noProof/>
-              <w:kern w:val="2"/>
-              <w:rtl/>
-              <w14:ligatures w14:val="standardContextual"/>
-            </w:rPr>
-          </w:pPr>
-          <w:hyperlink w:anchor="_Toc238666571" w:history="1">
-            <w:r>
-              <w:rPr>
-                <w:rStyle w:val="Hyperlink"/>
-                <w:noProof/>
-                <w:rtl/>
-              </w:rPr>
-              <w:t>نتیجه بررسی سامانه‌های مشابه</w:t>
-            </w:r>
-            <w:r>
-              <w:rPr>
-                <w:noProof/>
-                <w:webHidden/>
-                <w:rtl/>
-              </w:rPr>
-              <w:tab/>
-            </w:r>
-            <w:r>
-              <w:rPr>
-                <w:noProof/>
-                <w:webHidden/>
-                <w:rtl/>
-              </w:rPr>
-              <w:fldChar w:fldCharType="begin"/>
-            </w:r>
-            <w:r>
-              <w:rPr>
-                <w:noProof/>
-                <w:webHidden/>
-                <w:rtl/>
-              </w:rPr>
-              <w:instrText xml:space="preserve"> </w:instrText>
-            </w:r>
-            <w:r>
-              <w:rPr>
-                <w:noProof/>
-                <w:webHidden/>
-              </w:rPr>
-              <w:instrText>PAGEREF</w:instrText>
-            </w:r>
-            <w:r>
-              <w:rPr>
-                <w:noProof/>
-                <w:webHidden/>
-                <w:rtl/>
-              </w:rPr>
-              <w:instrText xml:space="preserve"> _</w:instrText>
-            </w:r>
-            <w:r>
-              <w:rPr>
-                <w:noProof/>
-                <w:webHidden/>
-              </w:rPr>
-              <w:instrText>Toc238666571 \h</w:instrText>
-            </w:r>
-            <w:r>
-              <w:rPr>
-                <w:noProof/>
-                <w:webHidden/>
-                <w:rtl/>
-              </w:rPr>
-              <w:instrText xml:space="preserve"> </w:instrText>
-            </w:r>
-            <w:r>
-              <w:rPr>
-                <w:noProof/>
-                <w:webHidden/>
-                <w:rtl/>
-              </w:rPr>
-            </w:r>
-            <w:r>
-              <w:rPr>
-                <w:noProof/>
-                <w:webHidden/>
-                <w:rtl/>
-              </w:rPr>
-              <w:fldChar w:fldCharType="separate"/>
-            </w:r>
-            <w:r>
-              <w:rPr>
-                <w:noProof/>
-                <w:webHidden/>
-                <w:rtl/>
-              </w:rPr>
-              <w:t>10</w:t>
-            </w:r>
-            <w:r>
-              <w:rPr>
-                <w:noProof/>
-                <w:webHidden/>
-                <w:rtl/>
-              </w:rPr>
-              <w:fldChar w:fldCharType="end"/>
-            </w:r>
-          </w:hyperlink>
-        </w:p>
-        <w:p>
-          <w:pPr>
-            <w:pStyle w:val="TOC1"/>
-            <w:tabs>
-              <w:tab w:val="right" w:leader="dot" w:pos="8494"/>
-            </w:tabs>
-            <w:rPr>
-              <w:rFonts w:asciiTheme="minorHAnsi" w:eastAsiaTheme="minorEastAsia" w:hAnsiTheme="minorHAnsi" w:cstheme="minorBidi"/>
-              <w:noProof/>
-              <w:kern w:val="2"/>
-              <w:rtl/>
-              <w14:ligatures w14:val="standardContextual"/>
-            </w:rPr>
-          </w:pPr>
-          <w:hyperlink w:anchor="_Toc238666572" w:history="1">
-            <w:r>
-              <w:rPr>
-                <w:rStyle w:val="Hyperlink"/>
-                <w:noProof/>
-                <w:rtl/>
-                <w:lang w:bidi="fa-IR"/>
-              </w:rPr>
-              <w:t>۱-۲-۱۱</w:t>
-            </w:r>
-            <w:r>
-              <w:rPr>
-                <w:rStyle w:val="Hyperlink"/>
-                <w:noProof/>
-              </w:rPr>
-              <w:t xml:space="preserve"> </w:t>
-            </w:r>
-            <w:r>
-              <w:rPr>
-                <w:rStyle w:val="Hyperlink"/>
-                <w:noProof/>
-                <w:rtl/>
-              </w:rPr>
-              <w:t>تحلیل تطبیقی چالش‌ها و نیازهای شناسایی‌شده</w:t>
-            </w:r>
-            <w:r>
-              <w:rPr>
-                <w:noProof/>
-                <w:webHidden/>
-                <w:rtl/>
-              </w:rPr>
-              <w:tab/>
-            </w:r>
-            <w:r>
-              <w:rPr>
-                <w:noProof/>
-                <w:webHidden/>
-                <w:rtl/>
-              </w:rPr>
-              <w:fldChar w:fldCharType="begin"/>
-            </w:r>
-            <w:r>
-              <w:rPr>
-                <w:noProof/>
-                <w:webHidden/>
-                <w:rtl/>
-              </w:rPr>
-              <w:instrText xml:space="preserve"> </w:instrText>
-            </w:r>
-            <w:r>
-              <w:rPr>
-                <w:noProof/>
-                <w:webHidden/>
-              </w:rPr>
-              <w:instrText>PAGEREF</w:instrText>
-            </w:r>
-            <w:r>
-              <w:rPr>
-                <w:noProof/>
-                <w:webHidden/>
-                <w:rtl/>
-              </w:rPr>
-              <w:instrText xml:space="preserve"> _</w:instrText>
-            </w:r>
-            <w:r>
-              <w:rPr>
-                <w:noProof/>
-                <w:webHidden/>
-              </w:rPr>
-              <w:instrText>Toc238666572 \h</w:instrText>
-            </w:r>
-            <w:r>
-              <w:rPr>
-                <w:noProof/>
-                <w:webHidden/>
-                <w:rtl/>
-              </w:rPr>
-              <w:instrText xml:space="preserve"> </w:instrText>
-            </w:r>
-            <w:r>
-              <w:rPr>
-                <w:noProof/>
-                <w:webHidden/>
-                <w:rtl/>
-              </w:rPr>
-            </w:r>
-            <w:r>
-              <w:rPr>
-                <w:noProof/>
-                <w:webHidden/>
-                <w:rtl/>
-              </w:rPr>
-              <w:fldChar w:fldCharType="separate"/>
-            </w:r>
-            <w:r>
-              <w:rPr>
-                <w:noProof/>
-                <w:webHidden/>
-                <w:rtl/>
-              </w:rPr>
-              <w:t>11</w:t>
-            </w:r>
-            <w:r>
-              <w:rPr>
-                <w:noProof/>
-                <w:webHidden/>
-                <w:rtl/>
-              </w:rPr>
-              <w:fldChar w:fldCharType="end"/>
-            </w:r>
-          </w:hyperlink>
-        </w:p>
-        <w:p>
-          <w:pPr>
-            <w:pStyle w:val="TOC1"/>
-            <w:tabs>
-              <w:tab w:val="right" w:leader="dot" w:pos="8494"/>
-            </w:tabs>
-            <w:rPr>
-              <w:rFonts w:asciiTheme="minorHAnsi" w:eastAsiaTheme="minorEastAsia" w:hAnsiTheme="minorHAnsi" w:cstheme="minorBidi"/>
-              <w:noProof/>
-              <w:kern w:val="2"/>
-              <w:rtl/>
-              <w14:ligatures w14:val="standardContextual"/>
-            </w:rPr>
-          </w:pPr>
-          <w:hyperlink w:anchor="_Toc238666573" w:history="1">
-            <w:r>
-              <w:rPr>
-                <w:rStyle w:val="Hyperlink"/>
-                <w:noProof/>
-                <w:rtl/>
-                <w:lang w:bidi="fa-IR"/>
-              </w:rPr>
-              <w:t>۱-۲-۱۲</w:t>
-            </w:r>
-            <w:r>
-              <w:rPr>
-                <w:rStyle w:val="Hyperlink"/>
-                <w:noProof/>
-              </w:rPr>
-              <w:t xml:space="preserve"> </w:t>
-            </w:r>
-            <w:r>
-              <w:rPr>
-                <w:rStyle w:val="Hyperlink"/>
-                <w:noProof/>
-                <w:rtl/>
-              </w:rPr>
-              <w:t>جمع‌بندی پیشینه و جایگاه پروژه پیشنهادی</w:t>
-            </w:r>
-            <w:r>
-              <w:rPr>
-                <w:noProof/>
-                <w:webHidden/>
-                <w:rtl/>
-              </w:rPr>
-              <w:tab/>
-            </w:r>
-            <w:r>
-              <w:rPr>
-                <w:noProof/>
-                <w:webHidden/>
-                <w:rtl/>
-              </w:rPr>
-              <w:fldChar w:fldCharType="begin"/>
-            </w:r>
-            <w:r>
-              <w:rPr>
-                <w:noProof/>
-                <w:webHidden/>
-                <w:rtl/>
-              </w:rPr>
-              <w:instrText xml:space="preserve"> </w:instrText>
-            </w:r>
-            <w:r>
-              <w:rPr>
-                <w:noProof/>
-                <w:webHidden/>
-              </w:rPr>
-              <w:instrText>PAGEREF</w:instrText>
-            </w:r>
-            <w:r>
-              <w:rPr>
-                <w:noProof/>
-                <w:webHidden/>
-                <w:rtl/>
-              </w:rPr>
-              <w:instrText xml:space="preserve"> _</w:instrText>
-            </w:r>
-            <w:r>
-              <w:rPr>
-                <w:noProof/>
-                <w:webHidden/>
-              </w:rPr>
-              <w:instrText>Toc238666573 \h</w:instrText>
-            </w:r>
-            <w:r>
-              <w:rPr>
-                <w:noProof/>
-                <w:webHidden/>
-                <w:rtl/>
-              </w:rPr>
-              <w:instrText xml:space="preserve"> </w:instrText>
-            </w:r>
-            <w:r>
-              <w:rPr>
-                <w:noProof/>
-                <w:webHidden/>
-                <w:rtl/>
-              </w:rPr>
-            </w:r>
-            <w:r>
-              <w:rPr>
-                <w:noProof/>
-                <w:webHidden/>
-                <w:rtl/>
-              </w:rPr>
-              <w:fldChar w:fldCharType="separate"/>
-            </w:r>
-            <w:r>
-              <w:rPr>
-                <w:noProof/>
-                <w:webHidden/>
-                <w:rtl/>
-              </w:rPr>
-              <w:t>11</w:t>
-            </w:r>
-            <w:r>
-              <w:rPr>
-                <w:noProof/>
-                <w:webHidden/>
-                <w:rtl/>
-              </w:rPr>
-              <w:fldChar w:fldCharType="end"/>
-            </w:r>
-          </w:hyperlink>
-        </w:p>
-        <w:p>
-          <w:pPr>
-            <w:pStyle w:val="TOC2"/>
-            <w:tabs>
-              <w:tab w:val="right" w:leader="dot" w:pos="8494"/>
-            </w:tabs>
-            <w:rPr>
-              <w:rFonts w:asciiTheme="minorHAnsi" w:eastAsiaTheme="minorEastAsia" w:hAnsiTheme="minorHAnsi" w:cstheme="minorBidi"/>
-              <w:noProof/>
-              <w:kern w:val="2"/>
-              <w:rtl/>
-              <w14:ligatures w14:val="standardContextual"/>
-            </w:rPr>
-          </w:pPr>
-          <w:hyperlink w:anchor="_Toc238666574" w:history="1">
-            <w:r>
-              <w:rPr>
-                <w:rStyle w:val="Hyperlink"/>
-                <w:noProof/>
-                <w:rtl/>
-                <w:lang w:bidi="fa-IR"/>
-              </w:rPr>
-              <w:t>1-3- هدف</w:t>
-            </w:r>
-            <w:r>
-              <w:rPr>
-                <w:noProof/>
-                <w:webHidden/>
-                <w:rtl/>
-              </w:rPr>
-              <w:tab/>
-            </w:r>
-            <w:r>
-              <w:rPr>
-                <w:noProof/>
-                <w:webHidden/>
-                <w:rtl/>
-              </w:rPr>
-              <w:fldChar w:fldCharType="begin"/>
-            </w:r>
-            <w:r>
-              <w:rPr>
-                <w:noProof/>
-                <w:webHidden/>
-                <w:rtl/>
-              </w:rPr>
-              <w:instrText xml:space="preserve"> </w:instrText>
-            </w:r>
-            <w:r>
-              <w:rPr>
-                <w:noProof/>
-                <w:webHidden/>
-              </w:rPr>
-              <w:instrText>PAGEREF</w:instrText>
-            </w:r>
-            <w:r>
-              <w:rPr>
-                <w:noProof/>
-                <w:webHidden/>
-                <w:rtl/>
-              </w:rPr>
-              <w:instrText xml:space="preserve"> _</w:instrText>
-            </w:r>
-            <w:r>
-              <w:rPr>
-                <w:noProof/>
-                <w:webHidden/>
-              </w:rPr>
-              <w:instrText>Toc238666574 \h</w:instrText>
-            </w:r>
-            <w:r>
-              <w:rPr>
-                <w:noProof/>
-                <w:webHidden/>
-                <w:rtl/>
-              </w:rPr>
-              <w:instrText xml:space="preserve"> </w:instrText>
-            </w:r>
-            <w:r>
-              <w:rPr>
-                <w:noProof/>
-                <w:webHidden/>
-                <w:rtl/>
-              </w:rPr>
-            </w:r>
-            <w:r>
-              <w:rPr>
-                <w:noProof/>
-                <w:webHidden/>
-                <w:rtl/>
-              </w:rPr>
-              <w:fldChar w:fldCharType="separate"/>
-            </w:r>
-            <w:r>
-              <w:rPr>
-                <w:noProof/>
-                <w:webHidden/>
-                <w:rtl/>
-              </w:rPr>
-              <w:t>12</w:t>
-            </w:r>
-            <w:r>
-              <w:rPr>
-                <w:noProof/>
-                <w:webHidden/>
-                <w:rtl/>
-              </w:rPr>
-              <w:fldChar w:fldCharType="end"/>
-            </w:r>
-          </w:hyperlink>
-        </w:p>
-        <w:p>
-          <w:pPr>
-            <w:pStyle w:val="TOC2"/>
-            <w:tabs>
-              <w:tab w:val="right" w:leader="dot" w:pos="8494"/>
-            </w:tabs>
-            <w:rPr>
-              <w:rFonts w:asciiTheme="minorHAnsi" w:eastAsiaTheme="minorEastAsia" w:hAnsiTheme="minorHAnsi" w:cstheme="minorBidi"/>
-              <w:noProof/>
-              <w:kern w:val="2"/>
-              <w:rtl/>
-              <w14:ligatures w14:val="standardContextual"/>
-            </w:rPr>
-          </w:pPr>
-          <w:hyperlink w:anchor="_Toc238666575" w:history="1">
-            <w:r>
-              <w:rPr>
-                <w:rStyle w:val="Hyperlink"/>
-                <w:noProof/>
-                <w:rtl/>
-                <w:lang w:bidi="fa-IR"/>
-              </w:rPr>
-              <w:t>1-4- رئوس مطالب سایر فصل‌ها</w:t>
-            </w:r>
-            <w:r>
-              <w:rPr>
-                <w:noProof/>
-                <w:webHidden/>
-                <w:rtl/>
-              </w:rPr>
-              <w:tab/>
-            </w:r>
-            <w:r>
-              <w:rPr>
-                <w:noProof/>
-                <w:webHidden/>
-                <w:rtl/>
-              </w:rPr>
-              <w:fldChar w:fldCharType="begin"/>
-            </w:r>
-            <w:r>
-              <w:rPr>
-                <w:noProof/>
-                <w:webHidden/>
-                <w:rtl/>
-              </w:rPr>
-              <w:instrText xml:space="preserve"> </w:instrText>
-            </w:r>
-            <w:r>
-              <w:rPr>
-                <w:noProof/>
-                <w:webHidden/>
-              </w:rPr>
-              <w:instrText>PAGEREF</w:instrText>
-            </w:r>
-            <w:r>
-              <w:rPr>
-                <w:noProof/>
-                <w:webHidden/>
-                <w:rtl/>
-              </w:rPr>
-              <w:instrText xml:space="preserve"> _</w:instrText>
-            </w:r>
-            <w:r>
-              <w:rPr>
-                <w:noProof/>
-                <w:webHidden/>
-              </w:rPr>
-              <w:instrText>Toc238666575 \h</w:instrText>
-            </w:r>
-            <w:r>
-              <w:rPr>
-                <w:noProof/>
-                <w:webHidden/>
-                <w:rtl/>
-              </w:rPr>
-              <w:instrText xml:space="preserve"> </w:instrText>
-            </w:r>
-            <w:r>
-              <w:rPr>
-                <w:noProof/>
-                <w:webHidden/>
-                <w:rtl/>
-              </w:rPr>
-            </w:r>
-            <w:r>
-              <w:rPr>
-                <w:noProof/>
-                <w:webHidden/>
-                <w:rtl/>
-              </w:rPr>
-              <w:fldChar w:fldCharType="separate"/>
-            </w:r>
-            <w:r>
-              <w:rPr>
-                <w:noProof/>
-                <w:webHidden/>
-                <w:rtl/>
-              </w:rPr>
-              <w:t>15</w:t>
-            </w:r>
-            <w:r>
-              <w:rPr>
-                <w:noProof/>
-                <w:webHidden/>
-                <w:rtl/>
-              </w:rPr>
-              <w:fldChar w:fldCharType="end"/>
-            </w:r>
-          </w:hyperlink>
-        </w:p>
-        <w:p>
-          <w:pPr>
-            <w:pStyle w:val="TOC1"/>
-            <w:tabs>
-              <w:tab w:val="right" w:leader="dot" w:pos="8494"/>
-            </w:tabs>
-            <w:rPr>
-              <w:rFonts w:asciiTheme="minorHAnsi" w:eastAsiaTheme="minorEastAsia" w:hAnsiTheme="minorHAnsi" w:cstheme="minorBidi"/>
-              <w:noProof/>
-              <w:kern w:val="2"/>
-              <w:rtl/>
-              <w14:ligatures w14:val="standardContextual"/>
-            </w:rPr>
-          </w:pPr>
-          <w:hyperlink w:anchor="_Toc238666576" w:history="1">
-            <w:r>
-              <w:rPr>
-                <w:rStyle w:val="Hyperlink"/>
-                <w:noProof/>
-                <w:rtl/>
-                <w:lang w:bidi="fa-IR"/>
-              </w:rPr>
-              <w:t>منابع</w:t>
-            </w:r>
-            <w:r>
-              <w:rPr>
-                <w:noProof/>
-                <w:webHidden/>
-                <w:rtl/>
-              </w:rPr>
-              <w:tab/>
-            </w:r>
-            <w:r>
-              <w:rPr>
-                <w:noProof/>
-                <w:webHidden/>
-                <w:rtl/>
-              </w:rPr>
-              <w:fldChar w:fldCharType="begin"/>
-            </w:r>
-            <w:r>
-              <w:rPr>
-                <w:noProof/>
-                <w:webHidden/>
-                <w:rtl/>
-              </w:rPr>
-              <w:instrText xml:space="preserve"> </w:instrText>
-            </w:r>
-            <w:r>
-              <w:rPr>
-                <w:noProof/>
-                <w:webHidden/>
-              </w:rPr>
-              <w:instrText>PAGEREF</w:instrText>
-            </w:r>
-            <w:r>
-              <w:rPr>
-                <w:noProof/>
-                <w:webHidden/>
-                <w:rtl/>
-              </w:rPr>
-              <w:instrText xml:space="preserve"> _</w:instrText>
-            </w:r>
-            <w:r>
-              <w:rPr>
-                <w:noProof/>
-                <w:webHidden/>
-              </w:rPr>
-              <w:instrText>Toc238666576 \h</w:instrText>
-            </w:r>
-            <w:r>
-              <w:rPr>
-                <w:noProof/>
-                <w:webHidden/>
-                <w:rtl/>
-              </w:rPr>
-              <w:instrText xml:space="preserve"> </w:instrText>
-            </w:r>
-            <w:r>
-              <w:rPr>
-                <w:noProof/>
-                <w:webHidden/>
-                <w:rtl/>
-              </w:rPr>
-            </w:r>
-            <w:r>
-              <w:rPr>
-                <w:noProof/>
-                <w:webHidden/>
-                <w:rtl/>
-              </w:rPr>
-              <w:fldChar w:fldCharType="separate"/>
-            </w:r>
-            <w:r>
-              <w:rPr>
-                <w:noProof/>
-                <w:webHidden/>
-                <w:rtl/>
-              </w:rPr>
-              <w:t>17</w:t>
-            </w:r>
-            <w:r>
-              <w:rPr>
-                <w:noProof/>
-                <w:webHidden/>
-                <w:rtl/>
               </w:rPr>
               <w:fldChar w:fldCharType="end"/>
             </w:r>
@@ -3902,6 +2072,60 @@
       <w:pPr>
         <w:bidi/>
         <w:spacing w:after="500"/>
+        <w:rPr>
+          <w:rtl w:val="0"/>
+        </w:rPr>
+      </w:pPr>
+    </w:p>
+    <w:p>
+      <w:pPr>
+        <w:bidi/>
+        <w:spacing w:after="500"/>
+        <w:rPr>
+          <w:rtl w:val="0"/>
+        </w:rPr>
+      </w:pPr>
+    </w:p>
+    <w:p>
+      <w:pPr>
+        <w:bidi/>
+        <w:spacing w:after="500"/>
+        <w:rPr>
+          <w:rtl w:val="0"/>
+        </w:rPr>
+      </w:pPr>
+    </w:p>
+    <w:p>
+      <w:pPr>
+        <w:bidi/>
+        <w:spacing w:after="500"/>
+        <w:rPr>
+          <w:rtl w:val="0"/>
+        </w:rPr>
+      </w:pPr>
+    </w:p>
+    <w:p>
+      <w:pPr>
+        <w:bidi/>
+        <w:spacing w:after="500"/>
+        <w:rPr>
+          <w:rtl w:val="0"/>
+        </w:rPr>
+      </w:pPr>
+    </w:p>
+    <w:p>
+      <w:pPr>
+        <w:bidi/>
+        <w:spacing w:after="500"/>
+        <w:rPr>
+          <w:rtl w:val="0"/>
+        </w:rPr>
+      </w:pPr>
+    </w:p>
+    <w:p>
+      <w:pPr>
+        <w:bidi/>
+        <w:spacing w:after="500"/>
       </w:pPr>
     </w:p>
     <w:p>
@@ -3926,6 +2150,7 @@
           <w:rFonts w:hint="cs"/>
           <w:rtl/>
         </w:rPr>
+        <w:lastRenderedPageBreak/>
         <w:t>فهرست شکل</w:t>
       </w:r>
       <w:r>
@@ -3952,60 +2177,58 @@
       </w:pPr>
       <w:r>
         <w:rPr>
+          <w:lang w:bidi="fa-IR"/>
+        </w:rPr>
+        <w:fldChar w:fldCharType="begin"/>
+      </w:r>
+      <w:r>
+        <w:rPr>
           <w:rtl/>
           <w:lang w:bidi="fa-IR"/>
         </w:rPr>
-        <w:fldChar w:fldCharType="begin"/>
+        <w:instrText xml:space="preserve"> </w:instrText>
+      </w:r>
+      <w:r>
+        <w:rPr>
+          <w:lang w:bidi="fa-IR"/>
+        </w:rPr>
+        <w:instrText>TOC</w:instrText>
       </w:r>
       <w:r>
         <w:rPr>
           <w:rtl/>
           <w:lang w:bidi="fa-IR"/>
         </w:rPr>
-        <w:instrText xml:space="preserve"> </w:instrText>
+        <w:instrText xml:space="preserve"> \</w:instrText>
       </w:r>
       <w:r>
         <w:rPr>
           <w:lang w:bidi="fa-IR"/>
         </w:rPr>
-        <w:instrText>TOC</w:instrText>
+        <w:instrText>h \z \t</w:instrText>
       </w:r>
       <w:r>
         <w:rPr>
           <w:rtl/>
           <w:lang w:bidi="fa-IR"/>
         </w:rPr>
-        <w:instrText xml:space="preserve"> \</w:instrText>
+        <w:instrText xml:space="preserve"> "زيرنويس شکل" \</w:instrText>
       </w:r>
       <w:r>
         <w:rPr>
           <w:lang w:bidi="fa-IR"/>
         </w:rPr>
-        <w:instrText>h \z \t</w:instrText>
+        <w:instrText>c</w:instrText>
       </w:r>
       <w:r>
         <w:rPr>
           <w:rtl/>
           <w:lang w:bidi="fa-IR"/>
         </w:rPr>
-        <w:instrText xml:space="preserve"> "زيرنويس شکل" \</w:instrText>
-      </w:r>
-      <w:r>
-        <w:rPr>
-          <w:lang w:bidi="fa-IR"/>
-        </w:rPr>
-        <w:instrText>c</w:instrText>
-      </w:r>
-      <w:r>
-        <w:rPr>
-          <w:rtl/>
-          <w:lang w:bidi="fa-IR"/>
-        </w:rPr>
         <w:instrText xml:space="preserve"> </w:instrText>
       </w:r>
       <w:r>
         <w:rPr>
-          <w:rtl/>
           <w:lang w:bidi="fa-IR"/>
         </w:rPr>
         <w:fldChar w:fldCharType="separate"/>
@@ -4476,6 +2699,7 @@
           <w:rFonts w:hint="cs"/>
           <w:rtl/>
         </w:rPr>
+        <w:lastRenderedPageBreak/>
         <w:t>فهرست جدول</w:t>
       </w:r>
       <w:r>
@@ -4505,7 +2729,6 @@
         <w:rPr>
           <w:bCs/>
           <w:noProof/>
-          <w:rtl/>
           <w:lang w:bidi="fa-IR"/>
         </w:rPr>
         <w:fldChar w:fldCharType="begin"/>
@@ -4574,7 +2797,6 @@
         <w:rPr>
           <w:bCs/>
           <w:noProof/>
-          <w:rtl/>
           <w:lang w:bidi="fa-IR"/>
         </w:rPr>
         <w:fldChar w:fldCharType="separate"/>
@@ -5338,6 +3560,7 @@
           <w:szCs w:val="60"/>
         </w:rPr>
       </w:pPr>
+      <w:bookmarkStart w:id="1" w:name="_Toc238718431"/>
       <w:r>
         <w:rPr>
           <w:rFonts w:ascii="B Titr" w:eastAsia="B Titr" w:hAnsi="B Titr" w:cs="B Titr"/>
@@ -5348,6 +3571,7 @@
         </w:rPr>
         <w:t>فصل اول: مقدمه</w:t>
       </w:r>
+      <w:bookmarkEnd w:id="1"/>
     </w:p>
     <w:p>
       <w:pPr>
@@ -5438,6 +3662,7 @@
         <w:bidi/>
         <w:spacing w:before="400" w:after="240"/>
       </w:pPr>
+      <w:bookmarkStart w:id="2" w:name="_Toc238718432"/>
       <w:r>
         <w:rPr>
           <w:rFonts w:ascii="B Titr" w:eastAsia="B Titr" w:hAnsi="B Titr" w:cs="B Titr"/>
@@ -5449,6 +3674,7 @@
         <w:lastRenderedPageBreak/>
         <w:t>1-1- انگیزه</w:t>
       </w:r>
+      <w:bookmarkEnd w:id="2"/>
     </w:p>
     <w:p>
       <w:pPr>
@@ -5456,8 +3682,215 @@
         <w:spacing w:after="200" w:line="340" w:lineRule="auto"/>
         <w:ind w:firstLine="576"/>
       </w:pPr>
-      <w:r>
-        <w:t>نگارنده این پایان‌نامه، همزمان با تحصیل، مسئولیت برنامه‌ریزی و پیگیری وظایف تیم توسعه را در قالب نقش مدیر برنامه‌ریزی پروژه بر عهده دارد و به‌صورت روزانه با ابزارهای رایج مدیریت وظایف نظیر جیرا</w:t>
+      <w:proofErr w:type="spellStart"/>
+      <w:r>
+        <w:t>نگارنده</w:t>
+      </w:r>
+      <w:proofErr w:type="spellEnd"/>
+      <w:r>
+        <w:t xml:space="preserve"> </w:t>
+      </w:r>
+      <w:proofErr w:type="spellStart"/>
+      <w:r>
+        <w:t>این</w:t>
+      </w:r>
+      <w:proofErr w:type="spellEnd"/>
+      <w:r>
+        <w:t xml:space="preserve"> </w:t>
+      </w:r>
+      <w:proofErr w:type="spellStart"/>
+      <w:r>
+        <w:t>پایان‌نامه</w:t>
+      </w:r>
+      <w:proofErr w:type="spellEnd"/>
+      <w:r>
+        <w:t xml:space="preserve">، </w:t>
+      </w:r>
+      <w:proofErr w:type="spellStart"/>
+      <w:r>
+        <w:t>همزمان</w:t>
+      </w:r>
+      <w:proofErr w:type="spellEnd"/>
+      <w:r>
+        <w:t xml:space="preserve"> </w:t>
+      </w:r>
+      <w:proofErr w:type="spellStart"/>
+      <w:r>
+        <w:t>با</w:t>
+      </w:r>
+      <w:proofErr w:type="spellEnd"/>
+      <w:r>
+        <w:t xml:space="preserve"> </w:t>
+      </w:r>
+      <w:proofErr w:type="spellStart"/>
+      <w:r>
+        <w:t>تحصیل</w:t>
+      </w:r>
+      <w:proofErr w:type="spellEnd"/>
+      <w:r>
+        <w:t xml:space="preserve">، </w:t>
+      </w:r>
+      <w:proofErr w:type="spellStart"/>
+      <w:r>
+        <w:t>مسئولیت</w:t>
+      </w:r>
+      <w:proofErr w:type="spellEnd"/>
+      <w:r>
+        <w:t xml:space="preserve"> </w:t>
+      </w:r>
+      <w:proofErr w:type="spellStart"/>
+      <w:r>
+        <w:t>برنامه‌ریزی</w:t>
+      </w:r>
+      <w:proofErr w:type="spellEnd"/>
+      <w:r>
+        <w:t xml:space="preserve"> </w:t>
+      </w:r>
+      <w:proofErr w:type="gramStart"/>
+      <w:r>
+        <w:t xml:space="preserve">و </w:t>
+      </w:r>
+      <w:proofErr w:type="spellStart"/>
+      <w:r>
+        <w:t>پیگیری</w:t>
+      </w:r>
+      <w:proofErr w:type="spellEnd"/>
+      <w:proofErr w:type="gramEnd"/>
+      <w:r>
+        <w:t xml:space="preserve"> </w:t>
+      </w:r>
+      <w:proofErr w:type="spellStart"/>
+      <w:r>
+        <w:t>وظایف</w:t>
+      </w:r>
+      <w:proofErr w:type="spellEnd"/>
+      <w:r>
+        <w:t xml:space="preserve"> </w:t>
+      </w:r>
+      <w:proofErr w:type="spellStart"/>
+      <w:r>
+        <w:t>تیم</w:t>
+      </w:r>
+      <w:proofErr w:type="spellEnd"/>
+      <w:r>
+        <w:t xml:space="preserve"> توسعه را در قالب نقش </w:t>
+      </w:r>
+      <w:proofErr w:type="spellStart"/>
+      <w:r>
+        <w:t>مدیر</w:t>
+      </w:r>
+      <w:proofErr w:type="spellEnd"/>
+      <w:r>
+        <w:t xml:space="preserve"> </w:t>
+      </w:r>
+      <w:proofErr w:type="spellStart"/>
+      <w:r>
+        <w:t>برنامه‌ریزی</w:t>
+      </w:r>
+      <w:proofErr w:type="spellEnd"/>
+      <w:r>
+        <w:t xml:space="preserve"> </w:t>
+      </w:r>
+      <w:proofErr w:type="spellStart"/>
+      <w:r>
+        <w:t>پروژه</w:t>
+      </w:r>
+      <w:proofErr w:type="spellEnd"/>
+      <w:r>
+        <w:t xml:space="preserve"> بر عهده دارد </w:t>
+      </w:r>
+      <w:proofErr w:type="gramStart"/>
+      <w:r>
+        <w:t xml:space="preserve">و </w:t>
+      </w:r>
+      <w:proofErr w:type="spellStart"/>
+      <w:r>
+        <w:t>به‌صورت</w:t>
+      </w:r>
+      <w:proofErr w:type="spellEnd"/>
+      <w:proofErr w:type="gramEnd"/>
+      <w:r>
+        <w:t xml:space="preserve"> </w:t>
+      </w:r>
+      <w:proofErr w:type="spellStart"/>
+      <w:r>
+        <w:t>روزانه</w:t>
+      </w:r>
+      <w:proofErr w:type="spellEnd"/>
+      <w:r>
+        <w:t xml:space="preserve"> </w:t>
+      </w:r>
+      <w:proofErr w:type="spellStart"/>
+      <w:r>
+        <w:t>با</w:t>
+      </w:r>
+      <w:proofErr w:type="spellEnd"/>
+      <w:r>
+        <w:t xml:space="preserve"> </w:t>
+      </w:r>
+      <w:proofErr w:type="spellStart"/>
+      <w:r>
+        <w:t>ابزارهای</w:t>
+      </w:r>
+      <w:proofErr w:type="spellEnd"/>
+      <w:r>
+        <w:t xml:space="preserve"> </w:t>
+      </w:r>
+      <w:proofErr w:type="spellStart"/>
+      <w:r>
+        <w:t>رایج</w:t>
+      </w:r>
+      <w:proofErr w:type="spellEnd"/>
+      <w:r>
+        <w:t xml:space="preserve"> </w:t>
+      </w:r>
+      <w:proofErr w:type="spellStart"/>
+      <w:r>
+        <w:t>مدیریت</w:t>
+      </w:r>
+      <w:proofErr w:type="spellEnd"/>
+      <w:r>
+        <w:t xml:space="preserve"> </w:t>
+      </w:r>
+      <w:proofErr w:type="spellStart"/>
+      <w:r>
+        <w:t>وظایف</w:t>
+      </w:r>
+      <w:proofErr w:type="spellEnd"/>
+      <w:r>
+        <w:t xml:space="preserve"> </w:t>
+      </w:r>
+      <w:proofErr w:type="spellStart"/>
+      <w:r>
+        <w:t>نظیر</w:t>
+      </w:r>
+      <w:proofErr w:type="spellEnd"/>
+      <w:r>
+        <w:t xml:space="preserve"> </w:t>
+      </w:r>
+      <w:proofErr w:type="spellStart"/>
+      <w:r>
+        <w:rPr>
+          <w:rFonts w:asciiTheme="minorHAnsi" w:hAnsiTheme="minorHAnsi"/>
+          <w:rtl w:val="0"/>
+        </w:rPr>
+        <w:t>Azure</w:t>
+      </w:r>
+      <w:r>
+        <w:rPr>
+          <w:rFonts w:asciiTheme="minorHAnsi" w:hAnsiTheme="minorHAnsi"/>
+          <w:rtl w:val="0"/>
+        </w:rPr>
+        <w:t>Devops</w:t>
+      </w:r>
+      <w:proofErr w:type="spellEnd"/>
+      <w:r>
+        <w:rPr>
+          <w:rFonts w:asciiTheme="minorHAnsi" w:hAnsiTheme="minorHAnsi"/>
+          <w:rtl w:val="0"/>
+          <w:lang w:bidi="fa-IR"/>
+        </w:rPr>
+        <w:t xml:space="preserve"> </w:t>
       </w:r>
       <w:r>
         <w:rPr>
@@ -5465,9 +3898,26 @@
         </w:rPr>
         <w:footnoteReference w:id="1"/>
       </w:r>
-      <w:r>
-        <w:t>، ترلو</w:t>
-      </w:r>
+      <w:proofErr w:type="spellStart"/>
+      <w:r>
+        <w:rPr>
+          <w:rFonts w:asciiTheme="minorHAnsi" w:hAnsiTheme="minorHAnsi"/>
+          <w:rtl w:val="0"/>
+          <w:lang w:bidi="fa-IR"/>
+        </w:rPr>
+        <w:t>Taskulu</w:t>
+      </w:r>
+      <w:proofErr w:type="spellEnd"/>
+      <w:proofErr w:type="gramStart"/>
+      <w:r>
+        <w:rPr>
+          <w:rFonts w:asciiTheme="minorHAnsi" w:hAnsiTheme="minorHAnsi"/>
+          <w:rtl w:val="0"/>
+          <w:lang w:bidi="fa-IR"/>
+        </w:rPr>
+        <w:t xml:space="preserve"> ,</w:t>
+      </w:r>
+      <w:proofErr w:type="gramEnd"/>
       <w:r>
         <w:rPr>
           <w:rStyle w:val="FootnoteReference"/>
@@ -5475,13 +3925,11 @@
         <w:footnoteReference w:id="2"/>
       </w:r>
       <w:r>
-        <w:t xml:space="preserve"> و گیت‌لب</w:t>
-      </w:r>
-      <w:r>
-        <w:rPr>
-          <w:rStyle w:val="FootnoteReference"/>
-        </w:rPr>
-        <w:footnoteReference w:id="3"/>
+        <w:rPr>
+          <w:rFonts w:asciiTheme="minorHAnsi" w:hAnsiTheme="minorHAnsi" w:hint="cs"/>
+          <w:lang w:bidi="fa-IR"/>
+        </w:rPr>
+        <w:t xml:space="preserve"> و ...</w:t>
       </w:r>
       <w:r>
         <w:t xml:space="preserve"> سروکار دارد. این تجربه عملی، در کنار مطالعات صورت‌گرفته، نشان می‌دهد که با وجود بلوغ نسبتاً بالای این ابزارها، همچنان سه دسته چالش اصلی برای تیم‌های توسعه و به‌ویژه برای فردی که مسئولیت برنامه‌ریزی و هماهنگی چند پروژه را هم‌زمان بر عهده دارد باقی می‌ماند: پراکندگی اطلاعات میان چند ابزار مکمل، ضعف در مدیریت بومی وابستگی و ریسک میان وظایف، و نبود کمک هوشمند برای تجزیه و اولویت‌بندی کار.</w:t>
@@ -5520,23 +3968,23 @@
         <w:rPr>
           <w:rStyle w:val="FootnoteReference"/>
         </w:rPr>
+        <w:footnoteReference w:id="3"/>
+      </w:r>
+      <w:r>
+        <w:t xml:space="preserve"> به‌دلیل سادگی، فاقد امکان مدل‌سازی وابستگی دقیق میان وظایف و گزارش‌گیری پیشرفته است و برای پروژه‌های پیچیده مقیاس‌پذیر نیست (Frugal Testing, 2024)؛ در مقابل، جیرا</w:t>
+      </w:r>
+      <w:r>
+        <w:rPr>
+          <w:rStyle w:val="FootnoteReference"/>
+        </w:rPr>
         <w:footnoteReference w:id="4"/>
       </w:r>
       <w:r>
-        <w:t xml:space="preserve"> به‌دلیل سادگی، فاقد امکان مدل‌سازی وابستگی دقیق میان وظایف و گزارش‌گیری پیشرفته است و </w:t>
+        <w:t xml:space="preserve"> با وجود قابلیت‌های </w:t>
       </w:r>
       <w:r>
         <w:lastRenderedPageBreak/>
-        <w:t>برای پروژه‌های پیچیده مقیاس‌پذیر نیست (Frugal Testing, 2024)؛ در مقابل، جیرا</w:t>
-      </w:r>
-      <w:r>
-        <w:rPr>
-          <w:rStyle w:val="FootnoteReference"/>
-        </w:rPr>
-        <w:footnoteReference w:id="5"/>
-      </w:r>
-      <w:r>
-        <w:t xml:space="preserve"> با وجود قابلیت‌های گزارش‌گیری غنی، منحنی یادگیری تندی دارد و اصطلاحات تخصصی اسکرام آن استفاده از سامانه را برای اعضای غیرفنی تیم دشوار می‌کند. به‌عبارت دیگر، هیچ‌یک از ابزارهای رایج به‌تنهایی ترکیب مطلوبی از سادگی کاربری، مدیریت وابستگی، و تحلیل پیش‌گیرانه ریسک را ارائه نمی‌دهند.</w:t>
+        <w:t>گزارش‌گیری غنی، منحنی یادگیری تندی دارد و اصطلاحات تخصصی اسکرام آن استفاده از سامانه را برای اعضای غیرفنی تیم دشوار می‌کند. به‌عبارت دیگر، هیچ‌یک از ابزارهای رایج به‌تنهایی ترکیب مطلوبی از سادگی کاربری، مدیریت وابستگی، و تحلیل پیش‌گیرانه ریسک را ارائه نمی‌دهند.</w:t>
       </w:r>
     </w:p>
     <w:p>
@@ -5552,7 +4000,7 @@
         <w:rPr>
           <w:rStyle w:val="FootnoteReference"/>
         </w:rPr>
-        <w:footnoteReference w:id="6"/>
+        <w:footnoteReference w:id="5"/>
       </w:r>
       <w:r>
         <w:t xml:space="preserve"> توانایی قابل‌اعتمادی در تجزیه دستورالعمل‌های پیچیده به زیروظایف قابل‌اجرا و حتی تشخیص وابستگی میان آن‌ها دارند (Shen et al., 2023; Wang et al., 2024)، و همگرایی هوش مصنوعی با ابزارهای مدیریت پروژه به‌عنوان یک جهت پژوهشی نوظهور شناخته شده است (Auth et al., 2021; Taboada et al., 2023). حتی برای ابزاری به‌بلوغ </w:t>
@@ -5588,6 +4036,7 @@
         <w:bidi/>
         <w:spacing w:before="400" w:after="240"/>
       </w:pPr>
+      <w:bookmarkStart w:id="3" w:name="_Toc238718433"/>
       <w:r>
         <w:rPr>
           <w:rFonts w:ascii="B Titr" w:eastAsia="B Titr" w:hAnsi="B Titr" w:cs="B Titr"/>
@@ -5598,6 +4047,7 @@
         </w:rPr>
         <w:t>1-2- مروری بر پیشینه و کارهای مشابه</w:t>
       </w:r>
+      <w:bookmarkEnd w:id="3"/>
     </w:p>
     <w:p>
       <w:pPr>
@@ -5612,10 +4062,19 @@
         <w:rPr>
           <w:rStyle w:val="FootnoteReference"/>
         </w:rPr>
+        <w:footnoteReference w:id="6"/>
+      </w:r>
+      <w:r>
+        <w:t xml:space="preserve"> یک رویکرد توسعه نرم‌افزار مبتنی بر تحویل تکراری، بازخورد مستمر مشتری و انعطاف در برابر تغییر است، و اسکرام</w:t>
+      </w:r>
+      <w:r>
+        <w:rPr>
+          <w:rStyle w:val="FootnoteReference"/>
+        </w:rPr>
         <w:footnoteReference w:id="7"/>
       </w:r>
       <w:r>
-        <w:t xml:space="preserve"> یک رویکرد توسعه نرم‌افزار مبتنی بر تحویل تکراری، بازخورد مستمر مشتری و انعطاف در برابر تغییر است، و اسکرام</w:t>
+        <w:t xml:space="preserve"> پرکاربردترین چارچوب عملیاتی آن است که مفاهیمی مانند اسپرینت</w:t>
       </w:r>
       <w:r>
         <w:rPr>
@@ -5624,7 +4083,7 @@
         <w:footnoteReference w:id="8"/>
       </w:r>
       <w:r>
-        <w:t xml:space="preserve"> پرکاربردترین چارچوب عملیاتی آن است که مفاهیمی مانند اسپرینت</w:t>
+        <w:t>، بک‌لاگ محصول</w:t>
       </w:r>
       <w:r>
         <w:rPr>
@@ -5633,22 +4092,13 @@
         <w:footnoteReference w:id="9"/>
       </w:r>
       <w:r>
-        <w:t>، بک‌لاگ محصول</w:t>
+        <w:t xml:space="preserve"> و داستان کاربری</w:t>
       </w:r>
       <w:r>
         <w:rPr>
           <w:rStyle w:val="FootnoteReference"/>
         </w:rPr>
         <w:footnoteReference w:id="10"/>
-      </w:r>
-      <w:r>
-        <w:t xml:space="preserve"> و داستان کاربری</w:t>
-      </w:r>
-      <w:r>
-        <w:rPr>
-          <w:rStyle w:val="FootnoteReference"/>
-        </w:rPr>
-        <w:footnoteReference w:id="11"/>
       </w:r>
       <w:r>
         <w:t xml:space="preserve"> را برای برنامه‌ریزی و اجرای تکرارشونده کار تعریف می‌کند (Schwaber &amp; Sutherland, 2020). طیف گسترده‌ای از ابزارهای تجاری برای دیجیتالی‌سازی این فرآیندها شکل گرفته‌اند که در ادامه مهم‌ترین آن‌ها مرور می‌شود.</w:t>
@@ -5667,16 +4117,16 @@
         <w:rPr>
           <w:rStyle w:val="FootnoteReference"/>
         </w:rPr>
+        <w:footnoteReference w:id="11"/>
+      </w:r>
+      <w:r>
+        <w:t xml:space="preserve"> محصول شرکت اتلسین</w:t>
+      </w:r>
+      <w:r>
+        <w:rPr>
+          <w:rStyle w:val="FootnoteReference"/>
+        </w:rPr>
         <w:footnoteReference w:id="12"/>
-      </w:r>
-      <w:r>
-        <w:t xml:space="preserve"> محصول شرکت اتلسین</w:t>
-      </w:r>
-      <w:r>
-        <w:rPr>
-          <w:rStyle w:val="FootnoteReference"/>
-        </w:rPr>
-        <w:footnoteReference w:id="13"/>
       </w:r>
       <w:r>
         <w:t xml:space="preserve"> است و به‌عنوان استاندارد صنعتی برای تیم‌های توسعه نرم‌افزار شناخته می‌شود؛ این ابزار امکان سفارشی‌سازی عمیق گردش‌کار، انواع تیکت، و گزارش‌های پیشرفته مانند نمودار </w:t>
@@ -5727,11 +4177,11 @@
         <w:t>Backlog</w:t>
       </w:r>
       <w:r>
-        <w:t xml:space="preserve">، استفاده از </w:t>
+        <w:t xml:space="preserve">، استفاده از آن را برای کاربرانی که با روش‌شناسی چابک آشنایی ندارند دشوار می‌سازد و همین موضوع کاربرد آن را در واحدهای </w:t>
       </w:r>
       <w:r>
         <w:lastRenderedPageBreak/>
-        <w:t>آن را برای کاربرانی که با روش‌شناسی چابک آشنایی ندارند دشوار می‌سازد و همین موضوع کاربرد آن را در واحدهای غیرفنی سازمان محدود می‌کند (به‌نقل در Comparative Analysis of Project Management Software, 2024).</w:t>
+        <w:t>غیرفنی سازمان محدود می‌کند (به‌نقل در Comparative Analysis of Project Management Software, 2024).</w:t>
       </w:r>
     </w:p>
     <w:p>
@@ -5747,16 +4197,16 @@
         <w:rPr>
           <w:rStyle w:val="FootnoteReference"/>
         </w:rPr>
+        <w:footnoteReference w:id="13"/>
+      </w:r>
+      <w:r>
+        <w:t xml:space="preserve"> در نقطه مقابل، بر سادگی و تجربه بصری تمرکز دارد و وظایف را به‌صورت کارت در تخته‌های کانبان</w:t>
+      </w:r>
+      <w:r>
+        <w:rPr>
+          <w:rStyle w:val="FootnoteReference"/>
+        </w:rPr>
         <w:footnoteReference w:id="14"/>
-      </w:r>
-      <w:r>
-        <w:t xml:space="preserve"> در نقطه مقابل، بر سادگی و تجربه بصری تمرکز دارد و وظایف را به‌صورت کارت در تخته‌های کانبان</w:t>
-      </w:r>
-      <w:r>
-        <w:rPr>
-          <w:rStyle w:val="FootnoteReference"/>
-        </w:rPr>
-        <w:footnoteReference w:id="15"/>
       </w:r>
       <w:r>
         <w:t xml:space="preserve"> نمایش می‌دهد. این سادگی باعث یادگیری سریع و پذیرش گسترده در تیم‌های کوچک شده، اما در عوض </w:t>
@@ -5787,25 +4237,25 @@
         <w:rPr>
           <w:rStyle w:val="FootnoteReference"/>
         </w:rPr>
+        <w:footnoteReference w:id="15"/>
+      </w:r>
+      <w:r>
+        <w:t>، آژور دواپس</w:t>
+      </w:r>
+      <w:r>
+        <w:rPr>
+          <w:rStyle w:val="FootnoteReference"/>
+        </w:rPr>
         <w:footnoteReference w:id="16"/>
       </w:r>
       <w:r>
-        <w:t>، آژور دواپس</w:t>
+        <w:t xml:space="preserve"> و گیت‌لب</w:t>
       </w:r>
       <w:r>
         <w:rPr>
           <w:rStyle w:val="FootnoteReference"/>
         </w:rPr>
         <w:footnoteReference w:id="17"/>
-      </w:r>
-      <w:r>
-        <w:t xml:space="preserve"> و گیت‌لب</w:t>
-      </w:r>
-      <w:r>
-        <w:rPr>
-          <w:rStyle w:val="FootnoteReference"/>
-        </w:rPr>
-        <w:footnoteReference w:id="18"/>
       </w:r>
       <w:r>
         <w:t xml:space="preserve"> هر یک با ترکیب متفاوتی از قابلیت‌ها (چند نمای کاری، یکپارچگی با مخزن کد و خط لوله انتشار) در بازار حضور دارند، اما در ادبیات موجود، نقطه مشترک همه این ابزارها تمرکز بر ثبت و پیگیری وضعیت است، نه پیش‌بینی و هشدار پیش‌گیرانه؛ به‌عبارت دیگر، تحلیل‌های ریسک تاخیر یا بار کاری معمولاً به افزونه‌های جانبی یا گزارش‌های دستی واگذار شده است.</w:t>
@@ -5823,7 +4273,7 @@
     </w:p>
     <w:tbl>
       <w:tblPr>
-        <w:tblW w:w="9445" w:type="dxa"/>
+        <w:tblW w:w="9175" w:type="dxa"/>
         <w:tblBorders>
           <w:top w:val="single" w:sz="4" w:space="0" w:color="999999"/>
           <w:left w:val="single" w:sz="4" w:space="0" w:color="999999"/>
@@ -5842,15 +4292,9 @@
         <w:gridCol w:w="2476"/>
         <w:gridCol w:w="2476"/>
         <w:gridCol w:w="2476"/>
-        <w:gridCol w:w="2017"/>
+        <w:gridCol w:w="1747"/>
       </w:tblGrid>
       <w:tr>
-        <w:tblPrEx>
-          <w:tblCellMar>
-            <w:top w:w="0" w:type="dxa"/>
-            <w:bottom w:w="0" w:type="dxa"/>
-          </w:tblCellMar>
-        </w:tblPrEx>
         <w:trPr>
           <w:trHeight w:val="227"/>
           <w:tblHeader/>
@@ -5941,7 +4385,7 @@
         </w:tc>
         <w:tc>
           <w:tcPr>
-            <w:tcW w:w="2017" w:type="dxa"/>
+            <w:tcW w:w="1747" w:type="dxa"/>
             <w:shd w:val="clear" w:color="auto" w:fill="4C94D8" w:themeFill="text2" w:themeFillTint="80"/>
             <w:vAlign w:val="center"/>
           </w:tcPr>
@@ -5969,12 +4413,6 @@
         </w:tc>
       </w:tr>
       <w:tr>
-        <w:tblPrEx>
-          <w:tblCellMar>
-            <w:top w:w="0" w:type="dxa"/>
-            <w:bottom w:w="0" w:type="dxa"/>
-          </w:tblCellMar>
-        </w:tblPrEx>
         <w:trPr>
           <w:trHeight w:val="920"/>
         </w:trPr>
@@ -6056,7 +4494,7 @@
         </w:tc>
         <w:tc>
           <w:tcPr>
-            <w:tcW w:w="2017" w:type="dxa"/>
+            <w:tcW w:w="1747" w:type="dxa"/>
             <w:shd w:val="clear" w:color="auto" w:fill="FFFFFF"/>
             <w:vAlign w:val="center"/>
           </w:tcPr>
@@ -6082,12 +4520,6 @@
         </w:tc>
       </w:tr>
       <w:tr>
-        <w:tblPrEx>
-          <w:tblCellMar>
-            <w:top w:w="0" w:type="dxa"/>
-            <w:bottom w:w="0" w:type="dxa"/>
-          </w:tblCellMar>
-        </w:tblPrEx>
         <w:trPr>
           <w:trHeight w:val="680"/>
         </w:trPr>
@@ -6169,7 +4601,7 @@
         </w:tc>
         <w:tc>
           <w:tcPr>
-            <w:tcW w:w="2017" w:type="dxa"/>
+            <w:tcW w:w="1747" w:type="dxa"/>
             <w:shd w:val="clear" w:color="auto" w:fill="F2F2F2"/>
             <w:vAlign w:val="center"/>
           </w:tcPr>
@@ -6195,12 +4627,6 @@
         </w:tc>
       </w:tr>
       <w:tr>
-        <w:tblPrEx>
-          <w:tblCellMar>
-            <w:top w:w="0" w:type="dxa"/>
-            <w:bottom w:w="0" w:type="dxa"/>
-          </w:tblCellMar>
-        </w:tblPrEx>
         <w:trPr>
           <w:trHeight w:val="453"/>
         </w:trPr>
@@ -6282,7 +4708,7 @@
         </w:tc>
         <w:tc>
           <w:tcPr>
-            <w:tcW w:w="2017" w:type="dxa"/>
+            <w:tcW w:w="1747" w:type="dxa"/>
             <w:shd w:val="clear" w:color="auto" w:fill="FFFFFF"/>
             <w:vAlign w:val="center"/>
           </w:tcPr>
@@ -6308,12 +4734,6 @@
         </w:tc>
       </w:tr>
       <w:tr>
-        <w:tblPrEx>
-          <w:tblCellMar>
-            <w:top w:w="0" w:type="dxa"/>
-            <w:bottom w:w="0" w:type="dxa"/>
-          </w:tblCellMar>
-        </w:tblPrEx>
         <w:trPr>
           <w:trHeight w:val="707"/>
         </w:trPr>
@@ -6395,7 +4815,7 @@
         </w:tc>
         <w:tc>
           <w:tcPr>
-            <w:tcW w:w="2017" w:type="dxa"/>
+            <w:tcW w:w="1747" w:type="dxa"/>
             <w:shd w:val="clear" w:color="auto" w:fill="F2F2F2"/>
             <w:vAlign w:val="center"/>
           </w:tcPr>
@@ -6458,7 +4878,31 @@
         <w:t>Jira</w:t>
       </w:r>
       <w:r>
-        <w:t xml:space="preserve"> طراحی کرده، تصریح می‌کند با وجود قابلیت‌های گسترده این ابزار، کاربران همچنان در پیمایش گردش‌کارهای پیچیده، مدیریت بک‌لاگ‌های رو به رشد و حفظ ارتباط شفاف میان وظایف و اعضای تیم با دشواری مواجه‌اند، و همگرایی هوش مصنوعی با ابزارهای مدیریت پروژه را نقطه کانونی رو به رشدی برای افزایش کارایی و بهبود فرآیند تصمیم‌گیری معرفی می‌کند (Auth et al., 2021; Taboada et al., 2023). در راستای همین جهت پژوهشی، </w:t>
+        <w:t xml:space="preserve"> طراحی کرده، تصریح می‌کند با وجود قابلیت‌های گسترده این ابزار، کاربران همچنان در پیمایش گردش‌کارهای پیچیده، مدیریت بک‌لاگ‌های رو به رشد و حفظ ارتباط شفاف میان وظایف و اعضای تیم با دشواری مواجه‌اند، و همگرایی هوش مصنوعی با ابزارهای مدیریت پروژه را نقطه کانونی رو به رشدی برای افزایش کارایی و بهبود فرآیند تصمیم‌گیری معرفی می‌کند (Auth et al., 2021; Taboada et al., 2023). در </w:t>
+      </w:r>
+      <w:proofErr w:type="spellStart"/>
+      <w:r>
+        <w:t>راستای</w:t>
+      </w:r>
+      <w:proofErr w:type="spellEnd"/>
+      <w:r>
+        <w:t xml:space="preserve"> </w:t>
+      </w:r>
+      <w:proofErr w:type="spellStart"/>
+      <w:r>
+        <w:t>همین</w:t>
+      </w:r>
+      <w:proofErr w:type="spellEnd"/>
+      <w:r>
+        <w:t xml:space="preserve"> جهت </w:t>
+      </w:r>
+      <w:proofErr w:type="spellStart"/>
+      <w:r>
+        <w:t>پژوهشی</w:t>
+      </w:r>
+      <w:proofErr w:type="spellEnd"/>
+      <w:r>
+        <w:t xml:space="preserve">، </w:t>
       </w:r>
       <w:proofErr w:type="spellStart"/>
       <w:r>
@@ -6472,7 +4916,191 @@
       </w:r>
       <w:proofErr w:type="spellEnd"/>
       <w:r>
-        <w:t xml:space="preserve"> به‌عنوان یک معیار سنجش استاندارد نشان داده است که مدل‌های زبانی بزرگ، به‌ویژه نسل پیشرفته‌تر آن‌ها، توانایی قابل‌قبولی در تجزیه دستورالعمل‌های پیچیده به توالی‌ای از زیروظایف ساختاریافته دارند (Shen et al., 2023)، و چارچوب </w:t>
+        <w:t xml:space="preserve"> </w:t>
+      </w:r>
+      <w:proofErr w:type="spellStart"/>
+      <w:r>
+        <w:t>به‌عنوان</w:t>
+      </w:r>
+      <w:proofErr w:type="spellEnd"/>
+      <w:r>
+        <w:t xml:space="preserve"> </w:t>
+      </w:r>
+      <w:proofErr w:type="spellStart"/>
+      <w:r>
+        <w:t>یک</w:t>
+      </w:r>
+      <w:proofErr w:type="spellEnd"/>
+      <w:r>
+        <w:t xml:space="preserve"> </w:t>
+      </w:r>
+      <w:proofErr w:type="spellStart"/>
+      <w:r>
+        <w:t>معیار</w:t>
+      </w:r>
+      <w:proofErr w:type="spellEnd"/>
+      <w:r>
+        <w:t xml:space="preserve"> سنجش </w:t>
+      </w:r>
+      <w:proofErr w:type="spellStart"/>
+      <w:r>
+        <w:t>استاندارد</w:t>
+      </w:r>
+      <w:proofErr w:type="spellEnd"/>
+      <w:r>
+        <w:t xml:space="preserve"> نشان داده است </w:t>
+      </w:r>
+      <w:proofErr w:type="spellStart"/>
+      <w:r>
+        <w:t>که</w:t>
+      </w:r>
+      <w:proofErr w:type="spellEnd"/>
+      <w:r>
+        <w:t xml:space="preserve"> </w:t>
+      </w:r>
+      <w:proofErr w:type="spellStart"/>
+      <w:r>
+        <w:t>مدل‌های</w:t>
+      </w:r>
+      <w:proofErr w:type="spellEnd"/>
+      <w:r>
+        <w:t xml:space="preserve"> </w:t>
+      </w:r>
+      <w:proofErr w:type="spellStart"/>
+      <w:r>
+        <w:t>زبانی</w:t>
+      </w:r>
+      <w:proofErr w:type="spellEnd"/>
+      <w:r>
+        <w:t xml:space="preserve"> </w:t>
+      </w:r>
+      <w:proofErr w:type="spellStart"/>
+      <w:r>
+        <w:t>بزرگ</w:t>
+      </w:r>
+      <w:proofErr w:type="spellEnd"/>
+      <w:r>
+        <w:t xml:space="preserve">، </w:t>
+      </w:r>
+      <w:proofErr w:type="spellStart"/>
+      <w:r>
+        <w:t>به‌ویژه</w:t>
+      </w:r>
+      <w:proofErr w:type="spellEnd"/>
+      <w:r>
+        <w:t xml:space="preserve"> نسل </w:t>
+      </w:r>
+      <w:proofErr w:type="spellStart"/>
+      <w:r>
+        <w:t>پیشرفته‌تر</w:t>
+      </w:r>
+      <w:proofErr w:type="spellEnd"/>
+      <w:r>
+        <w:t xml:space="preserve"> </w:t>
+      </w:r>
+      <w:proofErr w:type="spellStart"/>
+      <w:r>
+        <w:t>آن‌ها</w:t>
+      </w:r>
+      <w:proofErr w:type="spellEnd"/>
+      <w:r>
+        <w:t xml:space="preserve">، </w:t>
+      </w:r>
+      <w:proofErr w:type="spellStart"/>
+      <w:r>
+        <w:t>توانایی</w:t>
+      </w:r>
+      <w:proofErr w:type="spellEnd"/>
+      <w:r>
+        <w:t xml:space="preserve"> </w:t>
+      </w:r>
+      <w:proofErr w:type="spellStart"/>
+      <w:r>
+        <w:t>قابل‌قبولی</w:t>
+      </w:r>
+      <w:proofErr w:type="spellEnd"/>
+      <w:r>
+        <w:t xml:space="preserve"> در </w:t>
+      </w:r>
+      <w:proofErr w:type="spellStart"/>
+      <w:r>
+        <w:t>تجزیه</w:t>
+      </w:r>
+      <w:proofErr w:type="spellEnd"/>
+      <w:r>
+        <w:t xml:space="preserve"> </w:t>
+      </w:r>
+      <w:proofErr w:type="spellStart"/>
+      <w:r>
+        <w:t>دستورالعمل‌های</w:t>
+      </w:r>
+      <w:proofErr w:type="spellEnd"/>
+      <w:r>
+        <w:t xml:space="preserve"> </w:t>
+      </w:r>
+      <w:proofErr w:type="spellStart"/>
+      <w:r>
+        <w:t>پیچیده</w:t>
+      </w:r>
+      <w:proofErr w:type="spellEnd"/>
+      <w:r>
+        <w:t xml:space="preserve"> به </w:t>
+      </w:r>
+      <w:proofErr w:type="spellStart"/>
+      <w:r>
+        <w:t>توالی‌ای</w:t>
+      </w:r>
+      <w:proofErr w:type="spellEnd"/>
+      <w:r>
+        <w:t xml:space="preserve"> از </w:t>
+      </w:r>
+      <w:proofErr w:type="spellStart"/>
+      <w:r>
+        <w:t>زیروظایف</w:t>
+      </w:r>
+      <w:proofErr w:type="spellEnd"/>
+      <w:r>
+        <w:t xml:space="preserve"> </w:t>
+      </w:r>
+      <w:proofErr w:type="spellStart"/>
+      <w:r>
+        <w:t>ساختاریافته</w:t>
+      </w:r>
+      <w:proofErr w:type="spellEnd"/>
+      <w:r>
+        <w:t xml:space="preserve"> </w:t>
+      </w:r>
+      <w:proofErr w:type="spellStart"/>
+      <w:r>
+        <w:t>دارند</w:t>
+      </w:r>
+      <w:proofErr w:type="spellEnd"/>
+      <w:r>
+        <w:t xml:space="preserve"> (</w:t>
+      </w:r>
+      <w:proofErr w:type="spellStart"/>
+      <w:r>
+        <w:t>Shen</w:t>
+      </w:r>
+      <w:proofErr w:type="spellEnd"/>
+      <w:r>
+        <w:t xml:space="preserve"> </w:t>
+      </w:r>
+      <w:proofErr w:type="spellStart"/>
+      <w:r>
+        <w:t>et</w:t>
+      </w:r>
+      <w:proofErr w:type="spellEnd"/>
+      <w:r>
+        <w:t xml:space="preserve"> </w:t>
+      </w:r>
+      <w:proofErr w:type="spellStart"/>
+      <w:r>
+        <w:t>al</w:t>
+      </w:r>
+      <w:proofErr w:type="spellEnd"/>
+      <w:r>
+        <w:t xml:space="preserve">., 2023)، و چارچوب </w:t>
       </w:r>
       <w:r>
         <w:rPr>
@@ -6515,6 +5143,7 @@
         <w:bidi/>
         <w:spacing w:before="400" w:after="240"/>
       </w:pPr>
+      <w:bookmarkStart w:id="4" w:name="_Toc238718434"/>
       <w:r>
         <w:rPr>
           <w:rFonts w:ascii="B Titr" w:eastAsia="B Titr" w:hAnsi="B Titr" w:cs="B Titr"/>
@@ -6525,6 +5154,7 @@
         </w:rPr>
         <w:t>1-3- هدف</w:t>
       </w:r>
+      <w:bookmarkEnd w:id="4"/>
     </w:p>
     <w:p>
       <w:pPr>
@@ -6533,7 +5163,79 @@
         <w:ind w:firstLine="576"/>
       </w:pPr>
       <w:r>
-        <w:t xml:space="preserve">هدف کلی این پایان‌نامه، طراحی و پیاده‌سازی یک سامانه تحت وب یکپارچه با عنوان </w:t>
+        <w:t xml:space="preserve">هدف </w:t>
+      </w:r>
+      <w:proofErr w:type="spellStart"/>
+      <w:r>
+        <w:t>کلی</w:t>
+      </w:r>
+      <w:proofErr w:type="spellEnd"/>
+      <w:r>
+        <w:t xml:space="preserve"> </w:t>
+      </w:r>
+      <w:proofErr w:type="spellStart"/>
+      <w:r>
+        <w:t>این</w:t>
+      </w:r>
+      <w:proofErr w:type="spellEnd"/>
+      <w:r>
+        <w:t xml:space="preserve"> </w:t>
+      </w:r>
+      <w:proofErr w:type="spellStart"/>
+      <w:r>
+        <w:t>پایان‌نامه</w:t>
+      </w:r>
+      <w:proofErr w:type="spellEnd"/>
+      <w:r>
+        <w:t xml:space="preserve">، </w:t>
+      </w:r>
+      <w:proofErr w:type="spellStart"/>
+      <w:r>
+        <w:t>طراحی</w:t>
+      </w:r>
+      <w:proofErr w:type="spellEnd"/>
+      <w:r>
+        <w:t xml:space="preserve"> و </w:t>
+      </w:r>
+      <w:proofErr w:type="spellStart"/>
+      <w:r>
+        <w:t>پیاده‌سازی</w:t>
+      </w:r>
+      <w:proofErr w:type="spellEnd"/>
+      <w:r>
+        <w:t xml:space="preserve"> </w:t>
+      </w:r>
+      <w:proofErr w:type="spellStart"/>
+      <w:r>
+        <w:t>یک</w:t>
+      </w:r>
+      <w:proofErr w:type="spellEnd"/>
+      <w:r>
+        <w:t xml:space="preserve"> </w:t>
+      </w:r>
+      <w:proofErr w:type="spellStart"/>
+      <w:r>
+        <w:t>سامانه</w:t>
+      </w:r>
+      <w:proofErr w:type="spellEnd"/>
+      <w:r>
+        <w:t xml:space="preserve"> تحت وب </w:t>
+      </w:r>
+      <w:proofErr w:type="spellStart"/>
+      <w:r>
+        <w:t>یکپارچه</w:t>
+      </w:r>
+      <w:proofErr w:type="spellEnd"/>
+      <w:r>
+        <w:t xml:space="preserve"> </w:t>
+      </w:r>
+      <w:proofErr w:type="spellStart"/>
+      <w:r>
+        <w:t>با</w:t>
+      </w:r>
+      <w:proofErr w:type="spellEnd"/>
+      <w:r>
+        <w:t xml:space="preserve"> عنوان </w:t>
       </w:r>
       <w:proofErr w:type="spellStart"/>
       <w:r>
@@ -6547,7 +5249,23 @@
       </w:r>
       <w:proofErr w:type="spellEnd"/>
       <w:r>
-        <w:t xml:space="preserve"> است که فرآیندهای </w:t>
+        <w:t xml:space="preserve"> است </w:t>
+      </w:r>
+      <w:proofErr w:type="spellStart"/>
+      <w:r>
+        <w:t>که</w:t>
+      </w:r>
+      <w:proofErr w:type="spellEnd"/>
+      <w:r>
+        <w:t xml:space="preserve"> </w:t>
+      </w:r>
+      <w:proofErr w:type="spellStart"/>
+      <w:r>
+        <w:t>فرآیندهای</w:t>
+      </w:r>
+      <w:proofErr w:type="spellEnd"/>
+      <w:r>
+        <w:t xml:space="preserve"> </w:t>
       </w:r>
       <w:r>
         <w:rPr>
@@ -6559,7 +5277,135 @@
         <w:t>Scrum/Agile</w:t>
       </w:r>
       <w:r>
-        <w:t xml:space="preserve"> را از سطح فضای کاری تا سطح ریزترین واحد کاری (وظیفه) در یک معماری منسجم پوشش دهد و کاستی‌های مطرح‌شده در بخش پیشین را در قالب اهداف عملیاتی زیر دنبال کند:</w:t>
+        <w:t xml:space="preserve"> را از سطح </w:t>
+      </w:r>
+      <w:proofErr w:type="spellStart"/>
+      <w:r>
+        <w:t>فضای</w:t>
+      </w:r>
+      <w:proofErr w:type="spellEnd"/>
+      <w:r>
+        <w:t xml:space="preserve"> </w:t>
+      </w:r>
+      <w:proofErr w:type="spellStart"/>
+      <w:r>
+        <w:t>کاری</w:t>
+      </w:r>
+      <w:proofErr w:type="spellEnd"/>
+      <w:r>
+        <w:t xml:space="preserve"> تا سطح </w:t>
+      </w:r>
+      <w:proofErr w:type="spellStart"/>
+      <w:r>
+        <w:t>ریزترین</w:t>
+      </w:r>
+      <w:proofErr w:type="spellEnd"/>
+      <w:r>
+        <w:t xml:space="preserve"> واحد </w:t>
+      </w:r>
+      <w:proofErr w:type="spellStart"/>
+      <w:r>
+        <w:t>کاری</w:t>
+      </w:r>
+      <w:proofErr w:type="spellEnd"/>
+      <w:r>
+        <w:t xml:space="preserve"> (</w:t>
+      </w:r>
+      <w:proofErr w:type="spellStart"/>
+      <w:r>
+        <w:t>وظیفه</w:t>
+      </w:r>
+      <w:proofErr w:type="spellEnd"/>
+      <w:r>
+        <w:t xml:space="preserve">) در </w:t>
+      </w:r>
+      <w:proofErr w:type="spellStart"/>
+      <w:r>
+        <w:t>یک</w:t>
+      </w:r>
+      <w:proofErr w:type="spellEnd"/>
+      <w:r>
+        <w:t xml:space="preserve"> </w:t>
+      </w:r>
+      <w:proofErr w:type="spellStart"/>
+      <w:r>
+        <w:t>معماری</w:t>
+      </w:r>
+      <w:proofErr w:type="spellEnd"/>
+      <w:r>
+        <w:t xml:space="preserve"> منسجم </w:t>
+      </w:r>
+      <w:proofErr w:type="spellStart"/>
+      <w:r>
+        <w:t>پوشش</w:t>
+      </w:r>
+      <w:proofErr w:type="spellEnd"/>
+      <w:r>
+        <w:t xml:space="preserve"> </w:t>
+      </w:r>
+      <w:proofErr w:type="spellStart"/>
+      <w:r>
+        <w:t>دهد</w:t>
+      </w:r>
+      <w:proofErr w:type="spellEnd"/>
+      <w:r>
+        <w:t xml:space="preserve"> و </w:t>
+      </w:r>
+      <w:proofErr w:type="spellStart"/>
+      <w:r>
+        <w:t>کاستی‌های</w:t>
+      </w:r>
+      <w:proofErr w:type="spellEnd"/>
+      <w:r>
+        <w:t xml:space="preserve"> </w:t>
+      </w:r>
+      <w:proofErr w:type="spellStart"/>
+      <w:r>
+        <w:t>مطرح‌شده</w:t>
+      </w:r>
+      <w:proofErr w:type="spellEnd"/>
+      <w:r>
+        <w:t xml:space="preserve"> در بخش </w:t>
+      </w:r>
+      <w:proofErr w:type="spellStart"/>
+      <w:r>
+        <w:t>پیشین</w:t>
+      </w:r>
+      <w:proofErr w:type="spellEnd"/>
+      <w:r>
+        <w:t xml:space="preserve"> را در قالب اهداف </w:t>
+      </w:r>
+      <w:proofErr w:type="spellStart"/>
+      <w:r>
+        <w:t>عملیاتی</w:t>
+      </w:r>
+      <w:proofErr w:type="spellEnd"/>
+      <w:r>
+        <w:t xml:space="preserve"> </w:t>
+      </w:r>
+      <w:proofErr w:type="spellStart"/>
+      <w:r>
+        <w:t>زیر</w:t>
+      </w:r>
+      <w:proofErr w:type="spellEnd"/>
+      <w:r>
+        <w:t xml:space="preserve"> </w:t>
+      </w:r>
+      <w:proofErr w:type="spellStart"/>
+      <w:r>
+        <w:t>دنبال</w:t>
+      </w:r>
+      <w:proofErr w:type="spellEnd"/>
+      <w:r>
+        <w:t xml:space="preserve"> </w:t>
+      </w:r>
+      <w:proofErr w:type="spellStart"/>
+      <w:r>
+        <w:t>کند</w:t>
+      </w:r>
+      <w:proofErr w:type="spellEnd"/>
+      <w:r>
+        <w:t>:</w:t>
       </w:r>
     </w:p>
     <w:p>
@@ -6669,6 +5515,7 @@
         <w:bidi/>
         <w:spacing w:before="400" w:after="240"/>
       </w:pPr>
+      <w:bookmarkStart w:id="5" w:name="_Toc238718435"/>
       <w:r>
         <w:rPr>
           <w:rFonts w:ascii="B Titr" w:eastAsia="B Titr" w:hAnsi="B Titr" w:cs="B Titr"/>
@@ -6679,6 +5526,7 @@
         </w:rPr>
         <w:t>1-4- رئوس مطالب سایر فصل‌ها</w:t>
       </w:r>
+      <w:bookmarkEnd w:id="5"/>
     </w:p>
     <w:p>
       <w:pPr>
@@ -6753,6 +5601,7 @@
         <w:bidi/>
         <w:spacing w:before="400" w:after="240"/>
       </w:pPr>
+      <w:bookmarkStart w:id="6" w:name="_Toc238718436"/>
       <w:r>
         <w:rPr>
           <w:rFonts w:ascii="B Titr" w:eastAsia="B Titr" w:hAnsi="B Titr" w:cs="B Titr"/>
@@ -6764,6 +5613,7 @@
         <w:lastRenderedPageBreak/>
         <w:t>فهرست منابع فصل اول</w:t>
       </w:r>
+      <w:bookmarkEnd w:id="6"/>
     </w:p>
     <w:p>
       <w:pPr>
@@ -7563,7 +6413,6 @@
     <w:pPr>
       <w:pStyle w:val="Footer"/>
       <w:rPr>
-        <w:rFonts w:hint="cs"/>
         <w:lang w:bidi="fa-IR"/>
       </w:rPr>
     </w:pPr>
@@ -7595,14 +6444,17 @@
         </w:rPr>
         <w:footnoteRef/>
       </w:r>
+      <w:proofErr w:type="spellStart"/>
       <w:r>
         <w:rPr>
           <w:rFonts w:ascii="Times New Roman" w:eastAsia="Times New Roman" w:hAnsi="Times New Roman" w:cs="Times New Roman"/>
           <w:sz w:val="20"/>
           <w:szCs w:val="20"/>
-        </w:rPr>
-        <w:t>Jira</w:t>
-      </w:r>
+          <w:rtl w:val="0"/>
+        </w:rPr>
+        <w:t>AzureDevops</w:t>
+      </w:r>
+      <w:proofErr w:type="spellEnd"/>
     </w:p>
   </w:footnote>
   <w:footnote w:id="2">
@@ -7613,14 +6465,17 @@
         </w:rPr>
         <w:footnoteRef/>
       </w:r>
+      <w:proofErr w:type="spellStart"/>
       <w:r>
         <w:rPr>
           <w:rFonts w:ascii="Times New Roman" w:eastAsia="Times New Roman" w:hAnsi="Times New Roman" w:cs="Times New Roman"/>
           <w:sz w:val="20"/>
           <w:szCs w:val="20"/>
-        </w:rPr>
-        <w:t>Trello</w:t>
-      </w:r>
+          <w:rtl w:val="0"/>
+        </w:rPr>
+        <w:t>AzureDevops</w:t>
+      </w:r>
+      <w:proofErr w:type="spellEnd"/>
     </w:p>
   </w:footnote>
   <w:footnote w:id="3">
@@ -7631,17 +6486,23 @@
         </w:rPr>
         <w:footnoteRef/>
       </w:r>
+      <w:proofErr w:type="spellStart"/>
       <w:r>
         <w:rPr>
           <w:rFonts w:ascii="Times New Roman" w:eastAsia="Times New Roman" w:hAnsi="Times New Roman" w:cs="Times New Roman"/>
           <w:sz w:val="20"/>
           <w:szCs w:val="20"/>
-        </w:rPr>
-        <w:t>GitLab</w:t>
-      </w:r>
+          <w:rtl w:val="0"/>
+        </w:rPr>
+        <w:t>Taskulu</w:t>
+      </w:r>
+      <w:proofErr w:type="spellEnd"/>
     </w:p>
   </w:footnote>
   <w:footnote w:id="4">
+    <w:p/>
+  </w:footnote>
+  <w:footnote w:id="5">
     <w:p>
       <w:r>
         <w:rPr>
@@ -7649,97 +6510,63 @@
         </w:rPr>
         <w:footnoteRef/>
       </w:r>
+      <w:proofErr w:type="spellStart"/>
       <w:r>
         <w:rPr>
           <w:rFonts w:ascii="Times New Roman" w:eastAsia="Times New Roman" w:hAnsi="Times New Roman" w:cs="Times New Roman"/>
           <w:sz w:val="20"/>
           <w:szCs w:val="20"/>
         </w:rPr>
-        <w:t>Trello</w:t>
-      </w:r>
-    </w:p>
-  </w:footnote>
-  <w:footnote w:id="5">
-    <w:p>
-      <w:r>
-        <w:rPr>
-          <w:rStyle w:val="FootnoteReference"/>
-        </w:rPr>
-        <w:footnoteRef/>
-      </w:r>
+        <w:t>Large</w:t>
+      </w:r>
+      <w:proofErr w:type="spellEnd"/>
       <w:r>
         <w:rPr>
           <w:rFonts w:ascii="Times New Roman" w:eastAsia="Times New Roman" w:hAnsi="Times New Roman" w:cs="Times New Roman"/>
           <w:sz w:val="20"/>
           <w:szCs w:val="20"/>
         </w:rPr>
-        <w:t>Jira</w:t>
-      </w:r>
-    </w:p>
-  </w:footnote>
-  <w:footnote w:id="6">
-    <w:p>
-      <w:r>
-        <w:rPr>
-          <w:rStyle w:val="FootnoteReference"/>
-        </w:rPr>
-        <w:footnoteRef/>
-      </w:r>
+        <w:t xml:space="preserve"> </w:t>
+      </w:r>
+      <w:proofErr w:type="spellStart"/>
       <w:r>
         <w:rPr>
           <w:rFonts w:ascii="Times New Roman" w:eastAsia="Times New Roman" w:hAnsi="Times New Roman" w:cs="Times New Roman"/>
           <w:sz w:val="20"/>
           <w:szCs w:val="20"/>
         </w:rPr>
-        <w:t xml:space="preserve">Large </w:t>
-      </w:r>
+        <w:t>Language</w:t>
+      </w:r>
+      <w:proofErr w:type="spellEnd"/>
       <w:r>
         <w:rPr>
           <w:rFonts w:ascii="Times New Roman" w:eastAsia="Times New Roman" w:hAnsi="Times New Roman" w:cs="Times New Roman"/>
           <w:sz w:val="20"/>
           <w:szCs w:val="20"/>
         </w:rPr>
-        <w:t>Language Model (LLM)</w:t>
-      </w:r>
-    </w:p>
-  </w:footnote>
-  <w:footnote w:id="7">
-    <w:p>
-      <w:r>
-        <w:rPr>
-          <w:rStyle w:val="FootnoteReference"/>
-        </w:rPr>
-        <w:footnoteRef/>
-      </w:r>
+        <w:t xml:space="preserve"> </w:t>
+      </w:r>
+      <w:proofErr w:type="spellStart"/>
       <w:r>
         <w:rPr>
           <w:rFonts w:ascii="Times New Roman" w:eastAsia="Times New Roman" w:hAnsi="Times New Roman" w:cs="Times New Roman"/>
           <w:sz w:val="20"/>
           <w:szCs w:val="20"/>
         </w:rPr>
-        <w:t>Agile</w:t>
-      </w:r>
-    </w:p>
-  </w:footnote>
-  <w:footnote w:id="8">
-    <w:p>
-      <w:r>
-        <w:rPr>
-          <w:rStyle w:val="FootnoteReference"/>
-        </w:rPr>
-        <w:footnoteRef/>
-      </w:r>
+        <w:t>Model</w:t>
+      </w:r>
+      <w:proofErr w:type="spellEnd"/>
       <w:r>
         <w:rPr>
           <w:rFonts w:ascii="Times New Roman" w:eastAsia="Times New Roman" w:hAnsi="Times New Roman" w:cs="Times New Roman"/>
           <w:sz w:val="20"/>
           <w:szCs w:val="20"/>
         </w:rPr>
-        <w:t>Scrum</w:t>
+        <w:t xml:space="preserve"> (LLM)</w:t>
       </w:r>
     </w:p>
   </w:footnote>
-  <w:footnote w:id="9">
+  <w:footnote w:id="6">
     <w:p>
       <w:r>
         <w:rPr>
@@ -7747,17 +6574,19 @@
         </w:rPr>
         <w:footnoteRef/>
       </w:r>
+      <w:proofErr w:type="spellStart"/>
       <w:r>
         <w:rPr>
           <w:rFonts w:ascii="Times New Roman" w:eastAsia="Times New Roman" w:hAnsi="Times New Roman" w:cs="Times New Roman"/>
           <w:sz w:val="20"/>
           <w:szCs w:val="20"/>
         </w:rPr>
-        <w:t>Sprint</w:t>
-      </w:r>
+        <w:t>Agile</w:t>
+      </w:r>
+      <w:proofErr w:type="spellEnd"/>
     </w:p>
   </w:footnote>
-  <w:footnote w:id="10">
+  <w:footnote w:id="7">
     <w:p>
       <w:r>
         <w:rPr>
@@ -7765,17 +6594,19 @@
         </w:rPr>
         <w:footnoteRef/>
       </w:r>
+      <w:proofErr w:type="spellStart"/>
       <w:r>
         <w:rPr>
           <w:rFonts w:ascii="Times New Roman" w:eastAsia="Times New Roman" w:hAnsi="Times New Roman" w:cs="Times New Roman"/>
           <w:sz w:val="20"/>
           <w:szCs w:val="20"/>
         </w:rPr>
-        <w:t>Product Backlog</w:t>
-      </w:r>
+        <w:t>Scrum</w:t>
+      </w:r>
+      <w:proofErr w:type="spellEnd"/>
     </w:p>
   </w:footnote>
-  <w:footnote w:id="11">
+  <w:footnote w:id="8">
     <w:p>
       <w:r>
         <w:rPr>
@@ -7783,17 +6614,19 @@
         </w:rPr>
         <w:footnoteRef/>
       </w:r>
+      <w:proofErr w:type="spellStart"/>
       <w:r>
         <w:rPr>
           <w:rFonts w:ascii="Times New Roman" w:eastAsia="Times New Roman" w:hAnsi="Times New Roman" w:cs="Times New Roman"/>
           <w:sz w:val="20"/>
           <w:szCs w:val="20"/>
         </w:rPr>
-        <w:t>User Story</w:t>
-      </w:r>
+        <w:t>Sprint</w:t>
+      </w:r>
+      <w:proofErr w:type="spellEnd"/>
     </w:p>
   </w:footnote>
-  <w:footnote w:id="12">
+  <w:footnote w:id="9">
     <w:p>
       <w:r>
         <w:rPr>
@@ -7801,53 +6634,37 @@
         </w:rPr>
         <w:footnoteRef/>
       </w:r>
+      <w:proofErr w:type="spellStart"/>
       <w:r>
         <w:rPr>
           <w:rFonts w:ascii="Times New Roman" w:eastAsia="Times New Roman" w:hAnsi="Times New Roman" w:cs="Times New Roman"/>
           <w:sz w:val="20"/>
           <w:szCs w:val="20"/>
         </w:rPr>
-        <w:t>Jira</w:t>
-      </w:r>
-    </w:p>
-  </w:footnote>
-  <w:footnote w:id="13">
-    <w:p>
-      <w:r>
-        <w:rPr>
-          <w:rStyle w:val="FootnoteReference"/>
-        </w:rPr>
-        <w:footnoteRef/>
-      </w:r>
+        <w:t>Product</w:t>
+      </w:r>
+      <w:proofErr w:type="spellEnd"/>
       <w:r>
         <w:rPr>
           <w:rFonts w:ascii="Times New Roman" w:eastAsia="Times New Roman" w:hAnsi="Times New Roman" w:cs="Times New Roman"/>
           <w:sz w:val="20"/>
           <w:szCs w:val="20"/>
         </w:rPr>
-        <w:t>Atlassian</w:t>
-      </w:r>
-    </w:p>
-  </w:footnote>
-  <w:footnote w:id="14">
-    <w:p>
-      <w:r>
-        <w:rPr>
-          <w:rStyle w:val="FootnoteReference"/>
-        </w:rPr>
-        <w:footnoteRef/>
-      </w:r>
+        <w:t xml:space="preserve"> </w:t>
+      </w:r>
+      <w:proofErr w:type="spellStart"/>
       <w:r>
         <w:rPr>
           <w:rFonts w:ascii="Times New Roman" w:eastAsia="Times New Roman" w:hAnsi="Times New Roman" w:cs="Times New Roman"/>
           <w:sz w:val="20"/>
           <w:szCs w:val="20"/>
         </w:rPr>
-        <w:t>Trello</w:t>
-      </w:r>
+        <w:t>Backlog</w:t>
+      </w:r>
+      <w:proofErr w:type="spellEnd"/>
     </w:p>
   </w:footnote>
-  <w:footnote w:id="15">
+  <w:footnote w:id="10">
     <w:p>
       <w:r>
         <w:rPr>
@@ -7855,53 +6672,37 @@
         </w:rPr>
         <w:footnoteRef/>
       </w:r>
+      <w:proofErr w:type="spellStart"/>
       <w:r>
         <w:rPr>
           <w:rFonts w:ascii="Times New Roman" w:eastAsia="Times New Roman" w:hAnsi="Times New Roman" w:cs="Times New Roman"/>
           <w:sz w:val="20"/>
           <w:szCs w:val="20"/>
         </w:rPr>
-        <w:t>Kanban</w:t>
-      </w:r>
-    </w:p>
-  </w:footnote>
-  <w:footnote w:id="16">
-    <w:p>
-      <w:r>
-        <w:rPr>
-          <w:rStyle w:val="FootnoteReference"/>
-        </w:rPr>
-        <w:footnoteRef/>
-      </w:r>
+        <w:t>User</w:t>
+      </w:r>
+      <w:proofErr w:type="spellEnd"/>
       <w:r>
         <w:rPr>
           <w:rFonts w:ascii="Times New Roman" w:eastAsia="Times New Roman" w:hAnsi="Times New Roman" w:cs="Times New Roman"/>
           <w:sz w:val="20"/>
           <w:szCs w:val="20"/>
         </w:rPr>
-        <w:t>ClickUp</w:t>
-      </w:r>
-    </w:p>
-  </w:footnote>
-  <w:footnote w:id="17">
-    <w:p>
-      <w:r>
-        <w:rPr>
-          <w:rStyle w:val="FootnoteReference"/>
-        </w:rPr>
-        <w:footnoteRef/>
-      </w:r>
+        <w:t xml:space="preserve"> </w:t>
+      </w:r>
+      <w:proofErr w:type="spellStart"/>
       <w:r>
         <w:rPr>
           <w:rFonts w:ascii="Times New Roman" w:eastAsia="Times New Roman" w:hAnsi="Times New Roman" w:cs="Times New Roman"/>
           <w:sz w:val="20"/>
           <w:szCs w:val="20"/>
         </w:rPr>
-        <w:t>Azure DevOps</w:t>
-      </w:r>
+        <w:t>Story</w:t>
+      </w:r>
+      <w:proofErr w:type="spellEnd"/>
     </w:p>
   </w:footnote>
-  <w:footnote w:id="18">
+  <w:footnote w:id="11">
     <w:p>
       <w:r>
         <w:rPr>
@@ -7909,14 +6710,154 @@
         </w:rPr>
         <w:footnoteRef/>
       </w:r>
+      <w:proofErr w:type="spellStart"/>
       <w:r>
         <w:rPr>
           <w:rFonts w:ascii="Times New Roman" w:eastAsia="Times New Roman" w:hAnsi="Times New Roman" w:cs="Times New Roman"/>
           <w:sz w:val="20"/>
           <w:szCs w:val="20"/>
         </w:rPr>
+        <w:t>Jira</w:t>
+      </w:r>
+      <w:proofErr w:type="spellEnd"/>
+    </w:p>
+  </w:footnote>
+  <w:footnote w:id="12">
+    <w:p>
+      <w:r>
+        <w:rPr>
+          <w:rStyle w:val="FootnoteReference"/>
+        </w:rPr>
+        <w:footnoteRef/>
+      </w:r>
+      <w:proofErr w:type="spellStart"/>
+      <w:r>
+        <w:rPr>
+          <w:rFonts w:ascii="Times New Roman" w:eastAsia="Times New Roman" w:hAnsi="Times New Roman" w:cs="Times New Roman"/>
+          <w:sz w:val="20"/>
+          <w:szCs w:val="20"/>
+        </w:rPr>
+        <w:t>Atlassian</w:t>
+      </w:r>
+      <w:proofErr w:type="spellEnd"/>
+    </w:p>
+  </w:footnote>
+  <w:footnote w:id="13">
+    <w:p>
+      <w:r>
+        <w:rPr>
+          <w:rStyle w:val="FootnoteReference"/>
+        </w:rPr>
+        <w:footnoteRef/>
+      </w:r>
+      <w:proofErr w:type="spellStart"/>
+      <w:r>
+        <w:rPr>
+          <w:rFonts w:ascii="Times New Roman" w:eastAsia="Times New Roman" w:hAnsi="Times New Roman" w:cs="Times New Roman"/>
+          <w:sz w:val="20"/>
+          <w:szCs w:val="20"/>
+        </w:rPr>
+        <w:t>Trello</w:t>
+      </w:r>
+      <w:proofErr w:type="spellEnd"/>
+    </w:p>
+  </w:footnote>
+  <w:footnote w:id="14">
+    <w:p>
+      <w:r>
+        <w:rPr>
+          <w:rStyle w:val="FootnoteReference"/>
+        </w:rPr>
+        <w:footnoteRef/>
+      </w:r>
+      <w:proofErr w:type="spellStart"/>
+      <w:r>
+        <w:rPr>
+          <w:rFonts w:ascii="Times New Roman" w:eastAsia="Times New Roman" w:hAnsi="Times New Roman" w:cs="Times New Roman"/>
+          <w:sz w:val="20"/>
+          <w:szCs w:val="20"/>
+        </w:rPr>
+        <w:t>Kanban</w:t>
+      </w:r>
+      <w:proofErr w:type="spellEnd"/>
+    </w:p>
+  </w:footnote>
+  <w:footnote w:id="15">
+    <w:p>
+      <w:r>
+        <w:rPr>
+          <w:rStyle w:val="FootnoteReference"/>
+        </w:rPr>
+        <w:footnoteRef/>
+      </w:r>
+      <w:proofErr w:type="spellStart"/>
+      <w:r>
+        <w:rPr>
+          <w:rFonts w:ascii="Times New Roman" w:eastAsia="Times New Roman" w:hAnsi="Times New Roman" w:cs="Times New Roman"/>
+          <w:sz w:val="20"/>
+          <w:szCs w:val="20"/>
+        </w:rPr>
+        <w:t>ClickUp</w:t>
+      </w:r>
+      <w:proofErr w:type="spellEnd"/>
+    </w:p>
+  </w:footnote>
+  <w:footnote w:id="16">
+    <w:p>
+      <w:r>
+        <w:rPr>
+          <w:rStyle w:val="FootnoteReference"/>
+        </w:rPr>
+        <w:footnoteRef/>
+      </w:r>
+      <w:proofErr w:type="spellStart"/>
+      <w:r>
+        <w:rPr>
+          <w:rFonts w:ascii="Times New Roman" w:eastAsia="Times New Roman" w:hAnsi="Times New Roman" w:cs="Times New Roman"/>
+          <w:sz w:val="20"/>
+          <w:szCs w:val="20"/>
+        </w:rPr>
+        <w:t>Azure</w:t>
+      </w:r>
+      <w:proofErr w:type="spellEnd"/>
+      <w:r>
+        <w:rPr>
+          <w:rFonts w:ascii="Times New Roman" w:eastAsia="Times New Roman" w:hAnsi="Times New Roman" w:cs="Times New Roman"/>
+          <w:sz w:val="20"/>
+          <w:szCs w:val="20"/>
+        </w:rPr>
+        <w:t xml:space="preserve"> </w:t>
+      </w:r>
+      <w:proofErr w:type="spellStart"/>
+      <w:r>
+        <w:rPr>
+          <w:rFonts w:ascii="Times New Roman" w:eastAsia="Times New Roman" w:hAnsi="Times New Roman" w:cs="Times New Roman"/>
+          <w:sz w:val="20"/>
+          <w:szCs w:val="20"/>
+        </w:rPr>
+        <w:t>DevOps</w:t>
+      </w:r>
+      <w:proofErr w:type="spellEnd"/>
+    </w:p>
+  </w:footnote>
+  <w:footnote w:id="17">
+    <w:p>
+      <w:r>
+        <w:rPr>
+          <w:rStyle w:val="FootnoteReference"/>
+        </w:rPr>
+        <w:footnoteRef/>
+      </w:r>
+      <w:proofErr w:type="spellStart"/>
+      <w:r>
+        <w:rPr>
+          <w:rFonts w:ascii="Times New Roman" w:eastAsia="Times New Roman" w:hAnsi="Times New Roman" w:cs="Times New Roman"/>
+          <w:sz w:val="20"/>
+          <w:szCs w:val="20"/>
+        </w:rPr>
         <w:t>GitLab</w:t>
       </w:r>
+      <w:proofErr w:type="spellEnd"/>
     </w:p>
   </w:footnote>
 </w:footnotes>
@@ -8840,6 +7781,7 @@
   <w:style w:type="paragraph" w:default="1" w:styleId="Normal">
     <w:name w:val="Normal"/>
     <w:qFormat/>
+    <w:rsid w:val="000C3CE3"/>
   </w:style>
   <w:style w:type="paragraph" w:styleId="Heading1">
     <w:name w:val="heading 1"/>
@@ -8926,6 +7868,7 @@
   <w:style w:type="character" w:default="1" w:styleId="DefaultParagraphFont">
     <w:name w:val="Default Paragraph Font"/>
     <w:uiPriority w:val="1"/>
+    <w:semiHidden/>
     <w:unhideWhenUsed/>
   </w:style>
   <w:style w:type="table" w:default="1" w:styleId="TableNormal">
@@ -9658,7 +8601,10 @@
     <w:rsidRoot w:val="00B363D4"/>
     <w:rsid w:val="00357D97"/>
     <w:rsid w:val="00B363D4"/>
+    <w:rsid w:val="00B429CE"/>
+    <w:rsid w:val="00C3640C"/>
     <w:rsid w:val="00C46985"/>
+    <w:rsid w:val="00CF2F86"/>
   </w:rsids>
   <m:mathPr>
     <m:mathFont m:val="Cambria Math"/>
@@ -10109,20 +9055,12 @@
     <w:semiHidden/>
     <w:unhideWhenUsed/>
   </w:style>
-  <w:style w:type="paragraph" w:customStyle="1" w:styleId="23E326A4CCB54F048973435D7F053C79">
-    <w:name w:val="23E326A4CCB54F048973435D7F053C79"/>
-    <w:rsid w:val="00B363D4"/>
-  </w:style>
   <w:style w:type="paragraph" w:customStyle="1" w:styleId="2F54982E48F94C47B12E640181AACB36">
     <w:name w:val="2F54982E48F94C47B12E640181AACB36"/>
     <w:rsid w:val="00B363D4"/>
   </w:style>
   <w:style w:type="paragraph" w:customStyle="1" w:styleId="6C82410FEE484CD4A58C1B04E74B46CE">
     <w:name w:val="6C82410FEE484CD4A58C1B04E74B46CE"/>
-    <w:rsid w:val="00B363D4"/>
-  </w:style>
-  <w:style w:type="paragraph" w:customStyle="1" w:styleId="48D9CBE72DED480183B548C121AE2E77">
-    <w:name w:val="48D9CBE72DED480183B548C121AE2E77"/>
     <w:rsid w:val="00B363D4"/>
   </w:style>
   <w:style w:type="paragraph" w:customStyle="1" w:styleId="DF95908B491441D9B0B056D0BC7469EC">
